--- a/dev_log/Solaroo_RE_CRM_Onboarding.docx
+++ b/dev_log/Solaroo_RE_CRM_Onboarding.docx
@@ -142,7 +142,7 @@
       <w:pPr>
         <w:pStyle w:val="Heading1"/>
       </w:pPr>
-      <w:bookmarkStart w:id="0" w:name="_Toc227433986"/>
+      <w:bookmarkStart w:id="0" w:name="_Toc228217378"/>
       <w:r>
         <w:lastRenderedPageBreak/>
         <w:t>Contents</w:t>
@@ -154,6 +154,7 @@
         <w:alias w:val="Table of Contents"/>
         <w:id w:val="-584303124"/>
       </w:sdtPr>
+      <w:sdtEndPr/>
       <w:sdtContent>
         <w:p>
           <w:pPr>
@@ -162,7 +163,12 @@
               <w:tab w:val="right" w:leader="dot" w:pos="10070"/>
             </w:tabs>
             <w:rPr>
+              <w:rFonts w:asciiTheme="minorHAnsi" w:eastAsiaTheme="minorEastAsia" w:hAnsiTheme="minorHAnsi" w:cstheme="minorBidi"/>
               <w:noProof/>
+              <w:kern w:val="2"/>
+              <w:sz w:val="24"/>
+              <w:szCs w:val="24"/>
+              <w14:ligatures w14:val="standardContextual"/>
             </w:rPr>
           </w:pPr>
           <w:r>
@@ -174,7 +180,7 @@
           <w:r>
             <w:fldChar w:fldCharType="separate"/>
           </w:r>
-          <w:hyperlink w:anchor="_Toc227433986" w:history="1">
+          <w:hyperlink w:anchor="_Toc228217378" w:history="1">
             <w:r>
               <w:rPr>
                 <w:rStyle w:val="Hyperlink"/>
@@ -198,7 +204,7 @@
               <w:rPr>
                 <w:noProof/>
               </w:rPr>
-              <w:instrText xml:space="preserve"> PAGEREF _Toc227433986 \h </w:instrText>
+              <w:instrText xml:space="preserve"> PAGEREF _Toc228217378 \h </w:instrText>
             </w:r>
             <w:r>
               <w:rPr>
@@ -232,10 +238,15 @@
               <w:tab w:val="right" w:leader="dot" w:pos="10070"/>
             </w:tabs>
             <w:rPr>
+              <w:rFonts w:asciiTheme="minorHAnsi" w:eastAsiaTheme="minorEastAsia" w:hAnsiTheme="minorHAnsi" w:cstheme="minorBidi"/>
               <w:noProof/>
+              <w:kern w:val="2"/>
+              <w:sz w:val="24"/>
+              <w:szCs w:val="24"/>
+              <w14:ligatures w14:val="standardContextual"/>
             </w:rPr>
           </w:pPr>
-          <w:hyperlink w:anchor="_Toc227433987" w:history="1">
+          <w:hyperlink w:anchor="_Toc228217379" w:history="1">
             <w:r>
               <w:rPr>
                 <w:rStyle w:val="Hyperlink"/>
@@ -259,7 +270,7 @@
               <w:rPr>
                 <w:noProof/>
               </w:rPr>
-              <w:instrText xml:space="preserve"> PAGEREF _Toc227433987 \h </w:instrText>
+              <w:instrText xml:space="preserve"> PAGEREF _Toc228217379 \h </w:instrText>
             </w:r>
             <w:r>
               <w:rPr>
@@ -293,10 +304,15 @@
               <w:tab w:val="right" w:leader="dot" w:pos="10070"/>
             </w:tabs>
             <w:rPr>
+              <w:rFonts w:asciiTheme="minorHAnsi" w:eastAsiaTheme="minorEastAsia" w:hAnsiTheme="minorHAnsi" w:cstheme="minorBidi"/>
               <w:noProof/>
+              <w:kern w:val="2"/>
+              <w:sz w:val="24"/>
+              <w:szCs w:val="24"/>
+              <w14:ligatures w14:val="standardContextual"/>
             </w:rPr>
           </w:pPr>
-          <w:hyperlink w:anchor="_Toc227433988" w:history="1">
+          <w:hyperlink w:anchor="_Toc228217380" w:history="1">
             <w:r>
               <w:rPr>
                 <w:rStyle w:val="Hyperlink"/>
@@ -320,7 +336,7 @@
               <w:rPr>
                 <w:noProof/>
               </w:rPr>
-              <w:instrText xml:space="preserve"> PAGEREF _Toc227433988 \h </w:instrText>
+              <w:instrText xml:space="preserve"> PAGEREF _Toc228217380 \h </w:instrText>
             </w:r>
             <w:r>
               <w:rPr>
@@ -354,10 +370,15 @@
               <w:tab w:val="right" w:leader="dot" w:pos="10070"/>
             </w:tabs>
             <w:rPr>
+              <w:rFonts w:asciiTheme="minorHAnsi" w:eastAsiaTheme="minorEastAsia" w:hAnsiTheme="minorHAnsi" w:cstheme="minorBidi"/>
               <w:noProof/>
+              <w:kern w:val="2"/>
+              <w:sz w:val="24"/>
+              <w:szCs w:val="24"/>
+              <w14:ligatures w14:val="standardContextual"/>
             </w:rPr>
           </w:pPr>
-          <w:hyperlink w:anchor="_Toc227433989" w:history="1">
+          <w:hyperlink w:anchor="_Toc228217381" w:history="1">
             <w:r>
               <w:rPr>
                 <w:rStyle w:val="Hyperlink"/>
@@ -381,7 +402,7 @@
               <w:rPr>
                 <w:noProof/>
               </w:rPr>
-              <w:instrText xml:space="preserve"> PAGEREF _Toc227433989 \h </w:instrText>
+              <w:instrText xml:space="preserve"> PAGEREF _Toc228217381 \h </w:instrText>
             </w:r>
             <w:r>
               <w:rPr>
@@ -415,10 +436,15 @@
               <w:tab w:val="right" w:leader="dot" w:pos="10070"/>
             </w:tabs>
             <w:rPr>
+              <w:rFonts w:asciiTheme="minorHAnsi" w:eastAsiaTheme="minorEastAsia" w:hAnsiTheme="minorHAnsi" w:cstheme="minorBidi"/>
               <w:noProof/>
+              <w:kern w:val="2"/>
+              <w:sz w:val="24"/>
+              <w:szCs w:val="24"/>
+              <w14:ligatures w14:val="standardContextual"/>
             </w:rPr>
           </w:pPr>
-          <w:hyperlink w:anchor="_Toc227433990" w:history="1">
+          <w:hyperlink w:anchor="_Toc228217382" w:history="1">
             <w:r>
               <w:rPr>
                 <w:rStyle w:val="Hyperlink"/>
@@ -442,7 +468,7 @@
               <w:rPr>
                 <w:noProof/>
               </w:rPr>
-              <w:instrText xml:space="preserve"> PAGEREF _Toc227433990 \h </w:instrText>
+              <w:instrText xml:space="preserve"> PAGEREF _Toc228217382 \h </w:instrText>
             </w:r>
             <w:r>
               <w:rPr>
@@ -476,10 +502,15 @@
               <w:tab w:val="right" w:leader="dot" w:pos="10070"/>
             </w:tabs>
             <w:rPr>
+              <w:rFonts w:asciiTheme="minorHAnsi" w:eastAsiaTheme="minorEastAsia" w:hAnsiTheme="minorHAnsi" w:cstheme="minorBidi"/>
               <w:noProof/>
+              <w:kern w:val="2"/>
+              <w:sz w:val="24"/>
+              <w:szCs w:val="24"/>
+              <w14:ligatures w14:val="standardContextual"/>
             </w:rPr>
           </w:pPr>
-          <w:hyperlink w:anchor="_Toc227433991" w:history="1">
+          <w:hyperlink w:anchor="_Toc228217383" w:history="1">
             <w:r>
               <w:rPr>
                 <w:rStyle w:val="Hyperlink"/>
@@ -503,7 +534,7 @@
               <w:rPr>
                 <w:noProof/>
               </w:rPr>
-              <w:instrText xml:space="preserve"> PAGEREF _Toc227433991 \h </w:instrText>
+              <w:instrText xml:space="preserve"> PAGEREF _Toc228217383 \h </w:instrText>
             </w:r>
             <w:r>
               <w:rPr>
@@ -537,10 +568,15 @@
               <w:tab w:val="right" w:leader="dot" w:pos="10070"/>
             </w:tabs>
             <w:rPr>
+              <w:rFonts w:asciiTheme="minorHAnsi" w:eastAsiaTheme="minorEastAsia" w:hAnsiTheme="minorHAnsi" w:cstheme="minorBidi"/>
               <w:noProof/>
+              <w:kern w:val="2"/>
+              <w:sz w:val="24"/>
+              <w:szCs w:val="24"/>
+              <w14:ligatures w14:val="standardContextual"/>
             </w:rPr>
           </w:pPr>
-          <w:hyperlink w:anchor="_Toc227433992" w:history="1">
+          <w:hyperlink w:anchor="_Toc228217384" w:history="1">
             <w:r>
               <w:rPr>
                 <w:rStyle w:val="Hyperlink"/>
@@ -564,7 +600,7 @@
               <w:rPr>
                 <w:noProof/>
               </w:rPr>
-              <w:instrText xml:space="preserve"> PAGEREF _Toc227433992 \h </w:instrText>
+              <w:instrText xml:space="preserve"> PAGEREF _Toc228217384 \h </w:instrText>
             </w:r>
             <w:r>
               <w:rPr>
@@ -598,10 +634,15 @@
               <w:tab w:val="right" w:leader="dot" w:pos="10070"/>
             </w:tabs>
             <w:rPr>
+              <w:rFonts w:asciiTheme="minorHAnsi" w:eastAsiaTheme="minorEastAsia" w:hAnsiTheme="minorHAnsi" w:cstheme="minorBidi"/>
               <w:noProof/>
+              <w:kern w:val="2"/>
+              <w:sz w:val="24"/>
+              <w:szCs w:val="24"/>
+              <w14:ligatures w14:val="standardContextual"/>
             </w:rPr>
           </w:pPr>
-          <w:hyperlink w:anchor="_Toc227433993" w:history="1">
+          <w:hyperlink w:anchor="_Toc228217385" w:history="1">
             <w:r>
               <w:rPr>
                 <w:rStyle w:val="Hyperlink"/>
@@ -625,7 +666,7 @@
               <w:rPr>
                 <w:noProof/>
               </w:rPr>
-              <w:instrText xml:space="preserve"> PAGEREF _Toc227433993 \h </w:instrText>
+              <w:instrText xml:space="preserve"> PAGEREF _Toc228217385 \h </w:instrText>
             </w:r>
             <w:r>
               <w:rPr>
@@ -659,14 +700,18 @@
               <w:tab w:val="right" w:leader="dot" w:pos="10070"/>
             </w:tabs>
             <w:rPr>
+              <w:rFonts w:asciiTheme="minorHAnsi" w:eastAsiaTheme="minorEastAsia" w:hAnsiTheme="minorHAnsi" w:cstheme="minorBidi"/>
               <w:noProof/>
+              <w:kern w:val="2"/>
+              <w:sz w:val="24"/>
+              <w:szCs w:val="24"/>
+              <w14:ligatures w14:val="standardContextual"/>
             </w:rPr>
           </w:pPr>
-          <w:hyperlink w:anchor="_Toc227433994" w:history="1">
+          <w:hyperlink w:anchor="_Toc228217386" w:history="1">
             <w:r>
               <w:rPr>
                 <w:rStyle w:val="Hyperlink"/>
-                <w:rFonts w:hint="eastAsia"/>
                 <w:noProof/>
               </w:rPr>
               <w:t>3.1 Lead → Opportunity</w:t>
@@ -687,7 +732,7 @@
               <w:rPr>
                 <w:noProof/>
               </w:rPr>
-              <w:instrText xml:space="preserve"> PAGEREF _Toc227433994 \h </w:instrText>
+              <w:instrText xml:space="preserve"> PAGEREF _Toc228217386 \h </w:instrText>
             </w:r>
             <w:r>
               <w:rPr>
@@ -721,10 +766,15 @@
               <w:tab w:val="right" w:leader="dot" w:pos="10070"/>
             </w:tabs>
             <w:rPr>
+              <w:rFonts w:asciiTheme="minorHAnsi" w:eastAsiaTheme="minorEastAsia" w:hAnsiTheme="minorHAnsi" w:cstheme="minorBidi"/>
               <w:noProof/>
+              <w:kern w:val="2"/>
+              <w:sz w:val="24"/>
+              <w:szCs w:val="24"/>
+              <w14:ligatures w14:val="standardContextual"/>
             </w:rPr>
           </w:pPr>
-          <w:hyperlink w:anchor="_Toc227433995" w:history="1">
+          <w:hyperlink w:anchor="_Toc228217387" w:history="1">
             <w:r>
               <w:rPr>
                 <w:rStyle w:val="Hyperlink"/>
@@ -748,7 +798,7 @@
               <w:rPr>
                 <w:noProof/>
               </w:rPr>
-              <w:instrText xml:space="preserve"> PAGEREF _Toc227433995 \h </w:instrText>
+              <w:instrText xml:space="preserve"> PAGEREF _Toc228217387 \h </w:instrText>
             </w:r>
             <w:r>
               <w:rPr>
@@ -782,14 +832,18 @@
               <w:tab w:val="right" w:leader="dot" w:pos="10070"/>
             </w:tabs>
             <w:rPr>
+              <w:rFonts w:asciiTheme="minorHAnsi" w:eastAsiaTheme="minorEastAsia" w:hAnsiTheme="minorHAnsi" w:cstheme="minorBidi"/>
               <w:noProof/>
+              <w:kern w:val="2"/>
+              <w:sz w:val="24"/>
+              <w:szCs w:val="24"/>
+              <w14:ligatures w14:val="standardContextual"/>
             </w:rPr>
           </w:pPr>
-          <w:hyperlink w:anchor="_Toc227433996" w:history="1">
+          <w:hyperlink w:anchor="_Toc228217388" w:history="1">
             <w:r>
               <w:rPr>
                 <w:rStyle w:val="Hyperlink"/>
-                <w:rFonts w:hint="eastAsia"/>
                 <w:noProof/>
               </w:rPr>
               <w:t>3.3 Contract &amp; Award→Handover</w:t>
@@ -810,7 +864,7 @@
               <w:rPr>
                 <w:noProof/>
               </w:rPr>
-              <w:instrText xml:space="preserve"> PAGEREF _Toc227433996 \h </w:instrText>
+              <w:instrText xml:space="preserve"> PAGEREF _Toc228217388 \h </w:instrText>
             </w:r>
             <w:r>
               <w:rPr>
@@ -844,10 +898,15 @@
               <w:tab w:val="right" w:leader="dot" w:pos="10070"/>
             </w:tabs>
             <w:rPr>
+              <w:rFonts w:asciiTheme="minorHAnsi" w:eastAsiaTheme="minorEastAsia" w:hAnsiTheme="minorHAnsi" w:cstheme="minorBidi"/>
               <w:noProof/>
+              <w:kern w:val="2"/>
+              <w:sz w:val="24"/>
+              <w:szCs w:val="24"/>
+              <w14:ligatures w14:val="standardContextual"/>
             </w:rPr>
           </w:pPr>
-          <w:hyperlink w:anchor="_Toc227433997" w:history="1">
+          <w:hyperlink w:anchor="_Toc228217389" w:history="1">
             <w:r>
               <w:rPr>
                 <w:rStyle w:val="Hyperlink"/>
@@ -871,7 +930,7 @@
               <w:rPr>
                 <w:noProof/>
               </w:rPr>
-              <w:instrText xml:space="preserve"> PAGEREF _Toc227433997 \h </w:instrText>
+              <w:instrText xml:space="preserve"> PAGEREF _Toc228217389 \h </w:instrText>
             </w:r>
             <w:r>
               <w:rPr>
@@ -905,10 +964,15 @@
               <w:tab w:val="right" w:leader="dot" w:pos="10070"/>
             </w:tabs>
             <w:rPr>
+              <w:rFonts w:asciiTheme="minorHAnsi" w:eastAsiaTheme="minorEastAsia" w:hAnsiTheme="minorHAnsi" w:cstheme="minorBidi"/>
               <w:noProof/>
+              <w:kern w:val="2"/>
+              <w:sz w:val="24"/>
+              <w:szCs w:val="24"/>
+              <w14:ligatures w14:val="standardContextual"/>
             </w:rPr>
           </w:pPr>
-          <w:hyperlink w:anchor="_Toc227433998" w:history="1">
+          <w:hyperlink w:anchor="_Toc228217390" w:history="1">
             <w:r>
               <w:rPr>
                 <w:rStyle w:val="Hyperlink"/>
@@ -932,7 +996,7 @@
               <w:rPr>
                 <w:noProof/>
               </w:rPr>
-              <w:instrText xml:space="preserve"> PAGEREF _Toc227433998 \h </w:instrText>
+              <w:instrText xml:space="preserve"> PAGEREF _Toc228217390 \h </w:instrText>
             </w:r>
             <w:r>
               <w:rPr>
@@ -966,10 +1030,15 @@
               <w:tab w:val="right" w:leader="dot" w:pos="10070"/>
             </w:tabs>
             <w:rPr>
+              <w:rFonts w:asciiTheme="minorHAnsi" w:eastAsiaTheme="minorEastAsia" w:hAnsiTheme="minorHAnsi" w:cstheme="minorBidi"/>
               <w:noProof/>
+              <w:kern w:val="2"/>
+              <w:sz w:val="24"/>
+              <w:szCs w:val="24"/>
+              <w14:ligatures w14:val="standardContextual"/>
             </w:rPr>
           </w:pPr>
-          <w:hyperlink w:anchor="_Toc227433999" w:history="1">
+          <w:hyperlink w:anchor="_Toc228217391" w:history="1">
             <w:r>
               <w:rPr>
                 <w:rStyle w:val="Hyperlink"/>
@@ -993,7 +1062,7 @@
               <w:rPr>
                 <w:noProof/>
               </w:rPr>
-              <w:instrText xml:space="preserve"> PAGEREF _Toc227433999 \h </w:instrText>
+              <w:instrText xml:space="preserve"> PAGEREF _Toc228217391 \h </w:instrText>
             </w:r>
             <w:r>
               <w:rPr>
@@ -1027,10 +1096,15 @@
               <w:tab w:val="right" w:leader="dot" w:pos="10070"/>
             </w:tabs>
             <w:rPr>
+              <w:rFonts w:asciiTheme="minorHAnsi" w:eastAsiaTheme="minorEastAsia" w:hAnsiTheme="minorHAnsi" w:cstheme="minorBidi"/>
               <w:noProof/>
+              <w:kern w:val="2"/>
+              <w:sz w:val="24"/>
+              <w:szCs w:val="24"/>
+              <w14:ligatures w14:val="standardContextual"/>
             </w:rPr>
           </w:pPr>
-          <w:hyperlink w:anchor="_Toc227434000" w:history="1">
+          <w:hyperlink w:anchor="_Toc228217392" w:history="1">
             <w:r>
               <w:rPr>
                 <w:rStyle w:val="Hyperlink"/>
@@ -1054,7 +1128,7 @@
               <w:rPr>
                 <w:noProof/>
               </w:rPr>
-              <w:instrText xml:space="preserve"> PAGEREF _Toc227434000 \h </w:instrText>
+              <w:instrText xml:space="preserve"> PAGEREF _Toc228217392 \h </w:instrText>
             </w:r>
             <w:r>
               <w:rPr>
@@ -1088,10 +1162,15 @@
               <w:tab w:val="right" w:leader="dot" w:pos="10070"/>
             </w:tabs>
             <w:rPr>
+              <w:rFonts w:asciiTheme="minorHAnsi" w:eastAsiaTheme="minorEastAsia" w:hAnsiTheme="minorHAnsi" w:cstheme="minorBidi"/>
               <w:noProof/>
+              <w:kern w:val="2"/>
+              <w:sz w:val="24"/>
+              <w:szCs w:val="24"/>
+              <w14:ligatures w14:val="standardContextual"/>
             </w:rPr>
           </w:pPr>
-          <w:hyperlink w:anchor="_Toc227434001" w:history="1">
+          <w:hyperlink w:anchor="_Toc228217393" w:history="1">
             <w:r>
               <w:rPr>
                 <w:rStyle w:val="Hyperlink"/>
@@ -1115,7 +1194,7 @@
               <w:rPr>
                 <w:noProof/>
               </w:rPr>
-              <w:instrText xml:space="preserve"> PAGEREF _Toc227434001 \h </w:instrText>
+              <w:instrText xml:space="preserve"> PAGEREF _Toc228217393 \h </w:instrText>
             </w:r>
             <w:r>
               <w:rPr>
@@ -1149,10 +1228,15 @@
               <w:tab w:val="right" w:leader="dot" w:pos="10070"/>
             </w:tabs>
             <w:rPr>
+              <w:rFonts w:asciiTheme="minorHAnsi" w:eastAsiaTheme="minorEastAsia" w:hAnsiTheme="minorHAnsi" w:cstheme="minorBidi"/>
               <w:noProof/>
+              <w:kern w:val="2"/>
+              <w:sz w:val="24"/>
+              <w:szCs w:val="24"/>
+              <w14:ligatures w14:val="standardContextual"/>
             </w:rPr>
           </w:pPr>
-          <w:hyperlink w:anchor="_Toc227434002" w:history="1">
+          <w:hyperlink w:anchor="_Toc228217394" w:history="1">
             <w:r>
               <w:rPr>
                 <w:rStyle w:val="Hyperlink"/>
@@ -1176,7 +1260,7 @@
               <w:rPr>
                 <w:noProof/>
               </w:rPr>
-              <w:instrText xml:space="preserve"> PAGEREF _Toc227434002 \h </w:instrText>
+              <w:instrText xml:space="preserve"> PAGEREF _Toc228217394 \h </w:instrText>
             </w:r>
             <w:r>
               <w:rPr>
@@ -1210,10 +1294,15 @@
               <w:tab w:val="right" w:leader="dot" w:pos="10070"/>
             </w:tabs>
             <w:rPr>
+              <w:rFonts w:asciiTheme="minorHAnsi" w:eastAsiaTheme="minorEastAsia" w:hAnsiTheme="minorHAnsi" w:cstheme="minorBidi"/>
               <w:noProof/>
+              <w:kern w:val="2"/>
+              <w:sz w:val="24"/>
+              <w:szCs w:val="24"/>
+              <w14:ligatures w14:val="standardContextual"/>
             </w:rPr>
           </w:pPr>
-          <w:hyperlink w:anchor="_Toc227434003" w:history="1">
+          <w:hyperlink w:anchor="_Toc228217395" w:history="1">
             <w:r>
               <w:rPr>
                 <w:rStyle w:val="Hyperlink"/>
@@ -1237,7 +1326,7 @@
               <w:rPr>
                 <w:noProof/>
               </w:rPr>
-              <w:instrText xml:space="preserve"> PAGEREF _Toc227434003 \h </w:instrText>
+              <w:instrText xml:space="preserve"> PAGEREF _Toc228217395 \h </w:instrText>
             </w:r>
             <w:r>
               <w:rPr>
@@ -1271,10 +1360,15 @@
               <w:tab w:val="right" w:leader="dot" w:pos="10070"/>
             </w:tabs>
             <w:rPr>
+              <w:rFonts w:asciiTheme="minorHAnsi" w:eastAsiaTheme="minorEastAsia" w:hAnsiTheme="minorHAnsi" w:cstheme="minorBidi"/>
               <w:noProof/>
+              <w:kern w:val="2"/>
+              <w:sz w:val="24"/>
+              <w:szCs w:val="24"/>
+              <w14:ligatures w14:val="standardContextual"/>
             </w:rPr>
           </w:pPr>
-          <w:hyperlink w:anchor="_Toc227434004" w:history="1">
+          <w:hyperlink w:anchor="_Toc228217396" w:history="1">
             <w:r>
               <w:rPr>
                 <w:rStyle w:val="Hyperlink"/>
@@ -1298,7 +1392,7 @@
               <w:rPr>
                 <w:noProof/>
               </w:rPr>
-              <w:instrText xml:space="preserve"> PAGEREF _Toc227434004 \h </w:instrText>
+              <w:instrText xml:space="preserve"> PAGEREF _Toc228217396 \h </w:instrText>
             </w:r>
             <w:r>
               <w:rPr>
@@ -1332,10 +1426,15 @@
               <w:tab w:val="right" w:leader="dot" w:pos="10070"/>
             </w:tabs>
             <w:rPr>
+              <w:rFonts w:asciiTheme="minorHAnsi" w:eastAsiaTheme="minorEastAsia" w:hAnsiTheme="minorHAnsi" w:cstheme="minorBidi"/>
               <w:noProof/>
+              <w:kern w:val="2"/>
+              <w:sz w:val="24"/>
+              <w:szCs w:val="24"/>
+              <w14:ligatures w14:val="standardContextual"/>
             </w:rPr>
           </w:pPr>
-          <w:hyperlink w:anchor="_Toc227434005" w:history="1">
+          <w:hyperlink w:anchor="_Toc228217397" w:history="1">
             <w:r>
               <w:rPr>
                 <w:rStyle w:val="Hyperlink"/>
@@ -1359,7 +1458,7 @@
               <w:rPr>
                 <w:noProof/>
               </w:rPr>
-              <w:instrText xml:space="preserve"> PAGEREF _Toc227434005 \h </w:instrText>
+              <w:instrText xml:space="preserve"> PAGEREF _Toc228217397 \h </w:instrText>
             </w:r>
             <w:r>
               <w:rPr>
@@ -1393,10 +1492,15 @@
               <w:tab w:val="right" w:leader="dot" w:pos="10070"/>
             </w:tabs>
             <w:rPr>
+              <w:rFonts w:asciiTheme="minorHAnsi" w:eastAsiaTheme="minorEastAsia" w:hAnsiTheme="minorHAnsi" w:cstheme="minorBidi"/>
               <w:noProof/>
+              <w:kern w:val="2"/>
+              <w:sz w:val="24"/>
+              <w:szCs w:val="24"/>
+              <w14:ligatures w14:val="standardContextual"/>
             </w:rPr>
           </w:pPr>
-          <w:hyperlink w:anchor="_Toc227434006" w:history="1">
+          <w:hyperlink w:anchor="_Toc228217398" w:history="1">
             <w:r>
               <w:rPr>
                 <w:rStyle w:val="Hyperlink"/>
@@ -1420,7 +1524,7 @@
               <w:rPr>
                 <w:noProof/>
               </w:rPr>
-              <w:instrText xml:space="preserve"> PAGEREF _Toc227434006 \h </w:instrText>
+              <w:instrText xml:space="preserve"> PAGEREF _Toc228217398 \h </w:instrText>
             </w:r>
             <w:r>
               <w:rPr>
@@ -1454,10 +1558,15 @@
               <w:tab w:val="right" w:leader="dot" w:pos="10070"/>
             </w:tabs>
             <w:rPr>
+              <w:rFonts w:asciiTheme="minorHAnsi" w:eastAsiaTheme="minorEastAsia" w:hAnsiTheme="minorHAnsi" w:cstheme="minorBidi"/>
               <w:noProof/>
+              <w:kern w:val="2"/>
+              <w:sz w:val="24"/>
+              <w:szCs w:val="24"/>
+              <w14:ligatures w14:val="standardContextual"/>
             </w:rPr>
           </w:pPr>
-          <w:hyperlink w:anchor="_Toc227434007" w:history="1">
+          <w:hyperlink w:anchor="_Toc228217399" w:history="1">
             <w:r>
               <w:rPr>
                 <w:rStyle w:val="Hyperlink"/>
@@ -1481,7 +1590,7 @@
               <w:rPr>
                 <w:noProof/>
               </w:rPr>
-              <w:instrText xml:space="preserve"> PAGEREF _Toc227434007 \h </w:instrText>
+              <w:instrText xml:space="preserve"> PAGEREF _Toc228217399 \h </w:instrText>
             </w:r>
             <w:r>
               <w:rPr>
@@ -1515,10 +1624,15 @@
               <w:tab w:val="right" w:leader="dot" w:pos="10070"/>
             </w:tabs>
             <w:rPr>
+              <w:rFonts w:asciiTheme="minorHAnsi" w:eastAsiaTheme="minorEastAsia" w:hAnsiTheme="minorHAnsi" w:cstheme="minorBidi"/>
               <w:noProof/>
+              <w:kern w:val="2"/>
+              <w:sz w:val="24"/>
+              <w:szCs w:val="24"/>
+              <w14:ligatures w14:val="standardContextual"/>
             </w:rPr>
           </w:pPr>
-          <w:hyperlink w:anchor="_Toc227434008" w:history="1">
+          <w:hyperlink w:anchor="_Toc228217400" w:history="1">
             <w:r>
               <w:rPr>
                 <w:rStyle w:val="Hyperlink"/>
@@ -1542,7 +1656,7 @@
               <w:rPr>
                 <w:noProof/>
               </w:rPr>
-              <w:instrText xml:space="preserve"> PAGEREF _Toc227434008 \h </w:instrText>
+              <w:instrText xml:space="preserve"> PAGEREF _Toc228217400 \h </w:instrText>
             </w:r>
             <w:r>
               <w:rPr>
@@ -1576,10 +1690,15 @@
               <w:tab w:val="right" w:leader="dot" w:pos="10070"/>
             </w:tabs>
             <w:rPr>
+              <w:rFonts w:asciiTheme="minorHAnsi" w:eastAsiaTheme="minorEastAsia" w:hAnsiTheme="minorHAnsi" w:cstheme="minorBidi"/>
               <w:noProof/>
+              <w:kern w:val="2"/>
+              <w:sz w:val="24"/>
+              <w:szCs w:val="24"/>
+              <w14:ligatures w14:val="standardContextual"/>
             </w:rPr>
           </w:pPr>
-          <w:hyperlink w:anchor="_Toc227434009" w:history="1">
+          <w:hyperlink w:anchor="_Toc228217401" w:history="1">
             <w:r>
               <w:rPr>
                 <w:rStyle w:val="Hyperlink"/>
@@ -1603,7 +1722,7 @@
               <w:rPr>
                 <w:noProof/>
               </w:rPr>
-              <w:instrText xml:space="preserve"> PAGEREF _Toc227434009 \h </w:instrText>
+              <w:instrText xml:space="preserve"> PAGEREF _Toc228217401 \h </w:instrText>
             </w:r>
             <w:r>
               <w:rPr>
@@ -1637,10 +1756,15 @@
               <w:tab w:val="right" w:leader="dot" w:pos="10070"/>
             </w:tabs>
             <w:rPr>
+              <w:rFonts w:asciiTheme="minorHAnsi" w:eastAsiaTheme="minorEastAsia" w:hAnsiTheme="minorHAnsi" w:cstheme="minorBidi"/>
               <w:noProof/>
+              <w:kern w:val="2"/>
+              <w:sz w:val="24"/>
+              <w:szCs w:val="24"/>
+              <w14:ligatures w14:val="standardContextual"/>
             </w:rPr>
           </w:pPr>
-          <w:hyperlink w:anchor="_Toc227434010" w:history="1">
+          <w:hyperlink w:anchor="_Toc228217402" w:history="1">
             <w:r>
               <w:rPr>
                 <w:rStyle w:val="Hyperlink"/>
@@ -1664,7 +1788,7 @@
               <w:rPr>
                 <w:noProof/>
               </w:rPr>
-              <w:instrText xml:space="preserve"> PAGEREF _Toc227434010 \h </w:instrText>
+              <w:instrText xml:space="preserve"> PAGEREF _Toc228217402 \h </w:instrText>
             </w:r>
             <w:r>
               <w:rPr>
@@ -1698,10 +1822,15 @@
               <w:tab w:val="right" w:leader="dot" w:pos="10070"/>
             </w:tabs>
             <w:rPr>
+              <w:rFonts w:asciiTheme="minorHAnsi" w:eastAsiaTheme="minorEastAsia" w:hAnsiTheme="minorHAnsi" w:cstheme="minorBidi"/>
               <w:noProof/>
+              <w:kern w:val="2"/>
+              <w:sz w:val="24"/>
+              <w:szCs w:val="24"/>
+              <w14:ligatures w14:val="standardContextual"/>
             </w:rPr>
           </w:pPr>
-          <w:hyperlink w:anchor="_Toc227434011" w:history="1">
+          <w:hyperlink w:anchor="_Toc228217403" w:history="1">
             <w:r>
               <w:rPr>
                 <w:rStyle w:val="Hyperlink"/>
@@ -1725,7 +1854,7 @@
               <w:rPr>
                 <w:noProof/>
               </w:rPr>
-              <w:instrText xml:space="preserve"> PAGEREF _Toc227434011 \h </w:instrText>
+              <w:instrText xml:space="preserve"> PAGEREF _Toc228217403 \h </w:instrText>
             </w:r>
             <w:r>
               <w:rPr>
@@ -1759,10 +1888,15 @@
               <w:tab w:val="right" w:leader="dot" w:pos="10070"/>
             </w:tabs>
             <w:rPr>
+              <w:rFonts w:asciiTheme="minorHAnsi" w:eastAsiaTheme="minorEastAsia" w:hAnsiTheme="minorHAnsi" w:cstheme="minorBidi"/>
               <w:noProof/>
+              <w:kern w:val="2"/>
+              <w:sz w:val="24"/>
+              <w:szCs w:val="24"/>
+              <w14:ligatures w14:val="standardContextual"/>
             </w:rPr>
           </w:pPr>
-          <w:hyperlink w:anchor="_Toc227434012" w:history="1">
+          <w:hyperlink w:anchor="_Toc228217404" w:history="1">
             <w:r>
               <w:rPr>
                 <w:rStyle w:val="Hyperlink"/>
@@ -1786,7 +1920,7 @@
               <w:rPr>
                 <w:noProof/>
               </w:rPr>
-              <w:instrText xml:space="preserve"> PAGEREF _Toc227434012 \h </w:instrText>
+              <w:instrText xml:space="preserve"> PAGEREF _Toc228217404 \h </w:instrText>
             </w:r>
             <w:r>
               <w:rPr>
@@ -1820,10 +1954,15 @@
               <w:tab w:val="right" w:leader="dot" w:pos="10070"/>
             </w:tabs>
             <w:rPr>
+              <w:rFonts w:asciiTheme="minorHAnsi" w:eastAsiaTheme="minorEastAsia" w:hAnsiTheme="minorHAnsi" w:cstheme="minorBidi"/>
               <w:noProof/>
+              <w:kern w:val="2"/>
+              <w:sz w:val="24"/>
+              <w:szCs w:val="24"/>
+              <w14:ligatures w14:val="standardContextual"/>
             </w:rPr>
           </w:pPr>
-          <w:hyperlink w:anchor="_Toc227434013" w:history="1">
+          <w:hyperlink w:anchor="_Toc228217405" w:history="1">
             <w:r>
               <w:rPr>
                 <w:rStyle w:val="Hyperlink"/>
@@ -1847,7 +1986,7 @@
               <w:rPr>
                 <w:noProof/>
               </w:rPr>
-              <w:instrText xml:space="preserve"> PAGEREF _Toc227434013 \h </w:instrText>
+              <w:instrText xml:space="preserve"> PAGEREF _Toc228217405 \h </w:instrText>
             </w:r>
             <w:r>
               <w:rPr>
@@ -1881,10 +2020,15 @@
               <w:tab w:val="right" w:leader="dot" w:pos="10070"/>
             </w:tabs>
             <w:rPr>
+              <w:rFonts w:asciiTheme="minorHAnsi" w:eastAsiaTheme="minorEastAsia" w:hAnsiTheme="minorHAnsi" w:cstheme="minorBidi"/>
               <w:noProof/>
+              <w:kern w:val="2"/>
+              <w:sz w:val="24"/>
+              <w:szCs w:val="24"/>
+              <w14:ligatures w14:val="standardContextual"/>
             </w:rPr>
           </w:pPr>
-          <w:hyperlink w:anchor="_Toc227434014" w:history="1">
+          <w:hyperlink w:anchor="_Toc228217406" w:history="1">
             <w:r>
               <w:rPr>
                 <w:rStyle w:val="Hyperlink"/>
@@ -1908,7 +2052,7 @@
               <w:rPr>
                 <w:noProof/>
               </w:rPr>
-              <w:instrText xml:space="preserve"> PAGEREF _Toc227434014 \h </w:instrText>
+              <w:instrText xml:space="preserve"> PAGEREF _Toc228217406 \h </w:instrText>
             </w:r>
             <w:r>
               <w:rPr>
@@ -1942,10 +2086,15 @@
               <w:tab w:val="right" w:leader="dot" w:pos="10070"/>
             </w:tabs>
             <w:rPr>
+              <w:rFonts w:asciiTheme="minorHAnsi" w:eastAsiaTheme="minorEastAsia" w:hAnsiTheme="minorHAnsi" w:cstheme="minorBidi"/>
               <w:noProof/>
+              <w:kern w:val="2"/>
+              <w:sz w:val="24"/>
+              <w:szCs w:val="24"/>
+              <w14:ligatures w14:val="standardContextual"/>
             </w:rPr>
           </w:pPr>
-          <w:hyperlink w:anchor="_Toc227434015" w:history="1">
+          <w:hyperlink w:anchor="_Toc228217407" w:history="1">
             <w:r>
               <w:rPr>
                 <w:rStyle w:val="Hyperlink"/>
@@ -1969,7 +2118,7 @@
               <w:rPr>
                 <w:noProof/>
               </w:rPr>
-              <w:instrText xml:space="preserve"> PAGEREF _Toc227434015 \h </w:instrText>
+              <w:instrText xml:space="preserve"> PAGEREF _Toc228217407 \h </w:instrText>
             </w:r>
             <w:r>
               <w:rPr>
@@ -2003,10 +2152,15 @@
               <w:tab w:val="right" w:leader="dot" w:pos="10070"/>
             </w:tabs>
             <w:rPr>
+              <w:rFonts w:asciiTheme="minorHAnsi" w:eastAsiaTheme="minorEastAsia" w:hAnsiTheme="minorHAnsi" w:cstheme="minorBidi"/>
               <w:noProof/>
+              <w:kern w:val="2"/>
+              <w:sz w:val="24"/>
+              <w:szCs w:val="24"/>
+              <w14:ligatures w14:val="standardContextual"/>
             </w:rPr>
           </w:pPr>
-          <w:hyperlink w:anchor="_Toc227434016" w:history="1">
+          <w:hyperlink w:anchor="_Toc228217408" w:history="1">
             <w:r>
               <w:rPr>
                 <w:rStyle w:val="Hyperlink"/>
@@ -2030,7 +2184,7 @@
               <w:rPr>
                 <w:noProof/>
               </w:rPr>
-              <w:instrText xml:space="preserve"> PAGEREF _Toc227434016 \h </w:instrText>
+              <w:instrText xml:space="preserve"> PAGEREF _Toc228217408 \h </w:instrText>
             </w:r>
             <w:r>
               <w:rPr>
@@ -2064,10 +2218,15 @@
               <w:tab w:val="right" w:leader="dot" w:pos="10070"/>
             </w:tabs>
             <w:rPr>
+              <w:rFonts w:asciiTheme="minorHAnsi" w:eastAsiaTheme="minorEastAsia" w:hAnsiTheme="minorHAnsi" w:cstheme="minorBidi"/>
               <w:noProof/>
+              <w:kern w:val="2"/>
+              <w:sz w:val="24"/>
+              <w:szCs w:val="24"/>
+              <w14:ligatures w14:val="standardContextual"/>
             </w:rPr>
           </w:pPr>
-          <w:hyperlink w:anchor="_Toc227434017" w:history="1">
+          <w:hyperlink w:anchor="_Toc228217409" w:history="1">
             <w:r>
               <w:rPr>
                 <w:rStyle w:val="Hyperlink"/>
@@ -2091,7 +2250,7 @@
               <w:rPr>
                 <w:noProof/>
               </w:rPr>
-              <w:instrText xml:space="preserve"> PAGEREF _Toc227434017 \h </w:instrText>
+              <w:instrText xml:space="preserve"> PAGEREF _Toc228217409 \h </w:instrText>
             </w:r>
             <w:r>
               <w:rPr>
@@ -2125,10 +2284,15 @@
               <w:tab w:val="right" w:leader="dot" w:pos="10070"/>
             </w:tabs>
             <w:rPr>
+              <w:rFonts w:asciiTheme="minorHAnsi" w:eastAsiaTheme="minorEastAsia" w:hAnsiTheme="minorHAnsi" w:cstheme="minorBidi"/>
               <w:noProof/>
+              <w:kern w:val="2"/>
+              <w:sz w:val="24"/>
+              <w:szCs w:val="24"/>
+              <w14:ligatures w14:val="standardContextual"/>
             </w:rPr>
           </w:pPr>
-          <w:hyperlink w:anchor="_Toc227434018" w:history="1">
+          <w:hyperlink w:anchor="_Toc228217410" w:history="1">
             <w:r>
               <w:rPr>
                 <w:rStyle w:val="Hyperlink"/>
@@ -2152,7 +2316,7 @@
               <w:rPr>
                 <w:noProof/>
               </w:rPr>
-              <w:instrText xml:space="preserve"> PAGEREF _Toc227434018 \h </w:instrText>
+              <w:instrText xml:space="preserve"> PAGEREF _Toc228217410 \h </w:instrText>
             </w:r>
             <w:r>
               <w:rPr>
@@ -2186,10 +2350,15 @@
               <w:tab w:val="right" w:leader="dot" w:pos="10070"/>
             </w:tabs>
             <w:rPr>
+              <w:rFonts w:asciiTheme="minorHAnsi" w:eastAsiaTheme="minorEastAsia" w:hAnsiTheme="minorHAnsi" w:cstheme="minorBidi"/>
               <w:noProof/>
+              <w:kern w:val="2"/>
+              <w:sz w:val="24"/>
+              <w:szCs w:val="24"/>
+              <w14:ligatures w14:val="standardContextual"/>
             </w:rPr>
           </w:pPr>
-          <w:hyperlink w:anchor="_Toc227434019" w:history="1">
+          <w:hyperlink w:anchor="_Toc228217411" w:history="1">
             <w:r>
               <w:rPr>
                 <w:rStyle w:val="Hyperlink"/>
@@ -2213,7 +2382,7 @@
               <w:rPr>
                 <w:noProof/>
               </w:rPr>
-              <w:instrText xml:space="preserve"> PAGEREF _Toc227434019 \h </w:instrText>
+              <w:instrText xml:space="preserve"> PAGEREF _Toc228217411 \h </w:instrText>
             </w:r>
             <w:r>
               <w:rPr>
@@ -2247,10 +2416,15 @@
               <w:tab w:val="right" w:leader="dot" w:pos="10070"/>
             </w:tabs>
             <w:rPr>
+              <w:rFonts w:asciiTheme="minorHAnsi" w:eastAsiaTheme="minorEastAsia" w:hAnsiTheme="minorHAnsi" w:cstheme="minorBidi"/>
               <w:noProof/>
+              <w:kern w:val="2"/>
+              <w:sz w:val="24"/>
+              <w:szCs w:val="24"/>
+              <w14:ligatures w14:val="standardContextual"/>
             </w:rPr>
           </w:pPr>
-          <w:hyperlink w:anchor="_Toc227434020" w:history="1">
+          <w:hyperlink w:anchor="_Toc228217412" w:history="1">
             <w:r>
               <w:rPr>
                 <w:rStyle w:val="Hyperlink"/>
@@ -2274,7 +2448,7 @@
               <w:rPr>
                 <w:noProof/>
               </w:rPr>
-              <w:instrText xml:space="preserve"> PAGEREF _Toc227434020 \h </w:instrText>
+              <w:instrText xml:space="preserve"> PAGEREF _Toc228217412 \h </w:instrText>
             </w:r>
             <w:r>
               <w:rPr>
@@ -2308,10 +2482,15 @@
               <w:tab w:val="right" w:leader="dot" w:pos="10070"/>
             </w:tabs>
             <w:rPr>
+              <w:rFonts w:asciiTheme="minorHAnsi" w:eastAsiaTheme="minorEastAsia" w:hAnsiTheme="minorHAnsi" w:cstheme="minorBidi"/>
               <w:noProof/>
+              <w:kern w:val="2"/>
+              <w:sz w:val="24"/>
+              <w:szCs w:val="24"/>
+              <w14:ligatures w14:val="standardContextual"/>
             </w:rPr>
           </w:pPr>
-          <w:hyperlink w:anchor="_Toc227434021" w:history="1">
+          <w:hyperlink w:anchor="_Toc228217413" w:history="1">
             <w:r>
               <w:rPr>
                 <w:rStyle w:val="Hyperlink"/>
@@ -2335,7 +2514,7 @@
               <w:rPr>
                 <w:noProof/>
               </w:rPr>
-              <w:instrText xml:space="preserve"> PAGEREF _Toc227434021 \h </w:instrText>
+              <w:instrText xml:space="preserve"> PAGEREF _Toc228217413 \h </w:instrText>
             </w:r>
             <w:r>
               <w:rPr>
@@ -2369,10 +2548,15 @@
               <w:tab w:val="right" w:leader="dot" w:pos="10070"/>
             </w:tabs>
             <w:rPr>
+              <w:rFonts w:asciiTheme="minorHAnsi" w:eastAsiaTheme="minorEastAsia" w:hAnsiTheme="minorHAnsi" w:cstheme="minorBidi"/>
               <w:noProof/>
+              <w:kern w:val="2"/>
+              <w:sz w:val="24"/>
+              <w:szCs w:val="24"/>
+              <w14:ligatures w14:val="standardContextual"/>
             </w:rPr>
           </w:pPr>
-          <w:hyperlink w:anchor="_Toc227434022" w:history="1">
+          <w:hyperlink w:anchor="_Toc228217414" w:history="1">
             <w:r>
               <w:rPr>
                 <w:rStyle w:val="Hyperlink"/>
@@ -2396,7 +2580,7 @@
               <w:rPr>
                 <w:noProof/>
               </w:rPr>
-              <w:instrText xml:space="preserve"> PAGEREF _Toc227434022 \h </w:instrText>
+              <w:instrText xml:space="preserve"> PAGEREF _Toc228217414 \h </w:instrText>
             </w:r>
             <w:r>
               <w:rPr>
@@ -2430,10 +2614,15 @@
               <w:tab w:val="right" w:leader="dot" w:pos="10070"/>
             </w:tabs>
             <w:rPr>
+              <w:rFonts w:asciiTheme="minorHAnsi" w:eastAsiaTheme="minorEastAsia" w:hAnsiTheme="minorHAnsi" w:cstheme="minorBidi"/>
               <w:noProof/>
+              <w:kern w:val="2"/>
+              <w:sz w:val="24"/>
+              <w:szCs w:val="24"/>
+              <w14:ligatures w14:val="standardContextual"/>
             </w:rPr>
           </w:pPr>
-          <w:hyperlink w:anchor="_Toc227434023" w:history="1">
+          <w:hyperlink w:anchor="_Toc228217415" w:history="1">
             <w:r>
               <w:rPr>
                 <w:rStyle w:val="Hyperlink"/>
@@ -2457,7 +2646,7 @@
               <w:rPr>
                 <w:noProof/>
               </w:rPr>
-              <w:instrText xml:space="preserve"> PAGEREF _Toc227434023 \h </w:instrText>
+              <w:instrText xml:space="preserve"> PAGEREF _Toc228217415 \h </w:instrText>
             </w:r>
             <w:r>
               <w:rPr>
@@ -2491,10 +2680,15 @@
               <w:tab w:val="right" w:leader="dot" w:pos="10070"/>
             </w:tabs>
             <w:rPr>
+              <w:rFonts w:asciiTheme="minorHAnsi" w:eastAsiaTheme="minorEastAsia" w:hAnsiTheme="minorHAnsi" w:cstheme="minorBidi"/>
               <w:noProof/>
+              <w:kern w:val="2"/>
+              <w:sz w:val="24"/>
+              <w:szCs w:val="24"/>
+              <w14:ligatures w14:val="standardContextual"/>
             </w:rPr>
           </w:pPr>
-          <w:hyperlink w:anchor="_Toc227434024" w:history="1">
+          <w:hyperlink w:anchor="_Toc228217416" w:history="1">
             <w:r>
               <w:rPr>
                 <w:rStyle w:val="Hyperlink"/>
@@ -2518,7 +2712,7 @@
               <w:rPr>
                 <w:noProof/>
               </w:rPr>
-              <w:instrText xml:space="preserve"> PAGEREF _Toc227434024 \h </w:instrText>
+              <w:instrText xml:space="preserve"> PAGEREF _Toc228217416 \h </w:instrText>
             </w:r>
             <w:r>
               <w:rPr>
@@ -2552,10 +2746,15 @@
               <w:tab w:val="right" w:leader="dot" w:pos="10070"/>
             </w:tabs>
             <w:rPr>
+              <w:rFonts w:asciiTheme="minorHAnsi" w:eastAsiaTheme="minorEastAsia" w:hAnsiTheme="minorHAnsi" w:cstheme="minorBidi"/>
               <w:noProof/>
+              <w:kern w:val="2"/>
+              <w:sz w:val="24"/>
+              <w:szCs w:val="24"/>
+              <w14:ligatures w14:val="standardContextual"/>
             </w:rPr>
           </w:pPr>
-          <w:hyperlink w:anchor="_Toc227434025" w:history="1">
+          <w:hyperlink w:anchor="_Toc228217417" w:history="1">
             <w:r>
               <w:rPr>
                 <w:rStyle w:val="Hyperlink"/>
@@ -2579,7 +2778,7 @@
               <w:rPr>
                 <w:noProof/>
               </w:rPr>
-              <w:instrText xml:space="preserve"> PAGEREF _Toc227434025 \h </w:instrText>
+              <w:instrText xml:space="preserve"> PAGEREF _Toc228217417 \h </w:instrText>
             </w:r>
             <w:r>
               <w:rPr>
@@ -2613,10 +2812,15 @@
               <w:tab w:val="right" w:leader="dot" w:pos="10070"/>
             </w:tabs>
             <w:rPr>
+              <w:rFonts w:asciiTheme="minorHAnsi" w:eastAsiaTheme="minorEastAsia" w:hAnsiTheme="minorHAnsi" w:cstheme="minorBidi"/>
               <w:noProof/>
+              <w:kern w:val="2"/>
+              <w:sz w:val="24"/>
+              <w:szCs w:val="24"/>
+              <w14:ligatures w14:val="standardContextual"/>
             </w:rPr>
           </w:pPr>
-          <w:hyperlink w:anchor="_Toc227434026" w:history="1">
+          <w:hyperlink w:anchor="_Toc228217418" w:history="1">
             <w:r>
               <w:rPr>
                 <w:rStyle w:val="Hyperlink"/>
@@ -2640,7 +2844,7 @@
               <w:rPr>
                 <w:noProof/>
               </w:rPr>
-              <w:instrText xml:space="preserve"> PAGEREF _Toc227434026 \h </w:instrText>
+              <w:instrText xml:space="preserve"> PAGEREF _Toc228217418 \h </w:instrText>
             </w:r>
             <w:r>
               <w:rPr>
@@ -2674,10 +2878,15 @@
               <w:tab w:val="right" w:leader="dot" w:pos="10070"/>
             </w:tabs>
             <w:rPr>
+              <w:rFonts w:asciiTheme="minorHAnsi" w:eastAsiaTheme="minorEastAsia" w:hAnsiTheme="minorHAnsi" w:cstheme="minorBidi"/>
               <w:noProof/>
+              <w:kern w:val="2"/>
+              <w:sz w:val="24"/>
+              <w:szCs w:val="24"/>
+              <w14:ligatures w14:val="standardContextual"/>
             </w:rPr>
           </w:pPr>
-          <w:hyperlink w:anchor="_Toc227434027" w:history="1">
+          <w:hyperlink w:anchor="_Toc228217419" w:history="1">
             <w:r>
               <w:rPr>
                 <w:rStyle w:val="Hyperlink"/>
@@ -2701,7 +2910,7 @@
               <w:rPr>
                 <w:noProof/>
               </w:rPr>
-              <w:instrText xml:space="preserve"> PAGEREF _Toc227434027 \h </w:instrText>
+              <w:instrText xml:space="preserve"> PAGEREF _Toc228217419 \h </w:instrText>
             </w:r>
             <w:r>
               <w:rPr>
@@ -2735,10 +2944,15 @@
               <w:tab w:val="right" w:leader="dot" w:pos="10070"/>
             </w:tabs>
             <w:rPr>
+              <w:rFonts w:asciiTheme="minorHAnsi" w:eastAsiaTheme="minorEastAsia" w:hAnsiTheme="minorHAnsi" w:cstheme="minorBidi"/>
               <w:noProof/>
+              <w:kern w:val="2"/>
+              <w:sz w:val="24"/>
+              <w:szCs w:val="24"/>
+              <w14:ligatures w14:val="standardContextual"/>
             </w:rPr>
           </w:pPr>
-          <w:hyperlink w:anchor="_Toc227434028" w:history="1">
+          <w:hyperlink w:anchor="_Toc228217420" w:history="1">
             <w:r>
               <w:rPr>
                 <w:rStyle w:val="Hyperlink"/>
@@ -2762,7 +2976,7 @@
               <w:rPr>
                 <w:noProof/>
               </w:rPr>
-              <w:instrText xml:space="preserve"> PAGEREF _Toc227434028 \h </w:instrText>
+              <w:instrText xml:space="preserve"> PAGEREF _Toc228217420 \h </w:instrText>
             </w:r>
             <w:r>
               <w:rPr>
@@ -2796,10 +3010,15 @@
               <w:tab w:val="right" w:leader="dot" w:pos="10070"/>
             </w:tabs>
             <w:rPr>
+              <w:rFonts w:asciiTheme="minorHAnsi" w:eastAsiaTheme="minorEastAsia" w:hAnsiTheme="minorHAnsi" w:cstheme="minorBidi"/>
               <w:noProof/>
+              <w:kern w:val="2"/>
+              <w:sz w:val="24"/>
+              <w:szCs w:val="24"/>
+              <w14:ligatures w14:val="standardContextual"/>
             </w:rPr>
           </w:pPr>
-          <w:hyperlink w:anchor="_Toc227434029" w:history="1">
+          <w:hyperlink w:anchor="_Toc228217421" w:history="1">
             <w:r>
               <w:rPr>
                 <w:rStyle w:val="Hyperlink"/>
@@ -2823,7 +3042,7 @@
               <w:rPr>
                 <w:noProof/>
               </w:rPr>
-              <w:instrText xml:space="preserve"> PAGEREF _Toc227434029 \h </w:instrText>
+              <w:instrText xml:space="preserve"> PAGEREF _Toc228217421 \h </w:instrText>
             </w:r>
             <w:r>
               <w:rPr>
@@ -2857,10 +3076,15 @@
               <w:tab w:val="right" w:leader="dot" w:pos="10070"/>
             </w:tabs>
             <w:rPr>
+              <w:rFonts w:asciiTheme="minorHAnsi" w:eastAsiaTheme="minorEastAsia" w:hAnsiTheme="minorHAnsi" w:cstheme="minorBidi"/>
               <w:noProof/>
+              <w:kern w:val="2"/>
+              <w:sz w:val="24"/>
+              <w:szCs w:val="24"/>
+              <w14:ligatures w14:val="standardContextual"/>
             </w:rPr>
           </w:pPr>
-          <w:hyperlink w:anchor="_Toc227434030" w:history="1">
+          <w:hyperlink w:anchor="_Toc228217422" w:history="1">
             <w:r>
               <w:rPr>
                 <w:rStyle w:val="Hyperlink"/>
@@ -2884,7 +3108,7 @@
               <w:rPr>
                 <w:noProof/>
               </w:rPr>
-              <w:instrText xml:space="preserve"> PAGEREF _Toc227434030 \h </w:instrText>
+              <w:instrText xml:space="preserve"> PAGEREF _Toc228217422 \h </w:instrText>
             </w:r>
             <w:r>
               <w:rPr>
@@ -2918,10 +3142,15 @@
               <w:tab w:val="right" w:leader="dot" w:pos="10070"/>
             </w:tabs>
             <w:rPr>
+              <w:rFonts w:asciiTheme="minorHAnsi" w:eastAsiaTheme="minorEastAsia" w:hAnsiTheme="minorHAnsi" w:cstheme="minorBidi"/>
               <w:noProof/>
+              <w:kern w:val="2"/>
+              <w:sz w:val="24"/>
+              <w:szCs w:val="24"/>
+              <w14:ligatures w14:val="standardContextual"/>
             </w:rPr>
           </w:pPr>
-          <w:hyperlink w:anchor="_Toc227434031" w:history="1">
+          <w:hyperlink w:anchor="_Toc228217423" w:history="1">
             <w:r>
               <w:rPr>
                 <w:rStyle w:val="Hyperlink"/>
@@ -2945,7 +3174,7 @@
               <w:rPr>
                 <w:noProof/>
               </w:rPr>
-              <w:instrText xml:space="preserve"> PAGEREF _Toc227434031 \h </w:instrText>
+              <w:instrText xml:space="preserve"> PAGEREF _Toc228217423 \h </w:instrText>
             </w:r>
             <w:r>
               <w:rPr>
@@ -2963,6 +3192,930 @@
                 <w:noProof/>
               </w:rPr>
               <w:t>17</w:t>
+            </w:r>
+            <w:r>
+              <w:rPr>
+                <w:noProof/>
+              </w:rPr>
+              <w:fldChar w:fldCharType="end"/>
+            </w:r>
+          </w:hyperlink>
+        </w:p>
+        <w:p>
+          <w:pPr>
+            <w:pStyle w:val="TOC1"/>
+            <w:tabs>
+              <w:tab w:val="right" w:leader="dot" w:pos="10070"/>
+            </w:tabs>
+            <w:rPr>
+              <w:rFonts w:asciiTheme="minorHAnsi" w:eastAsiaTheme="minorEastAsia" w:hAnsiTheme="minorHAnsi" w:cstheme="minorBidi"/>
+              <w:noProof/>
+              <w:kern w:val="2"/>
+              <w:sz w:val="24"/>
+              <w:szCs w:val="24"/>
+              <w14:ligatures w14:val="standardContextual"/>
+            </w:rPr>
+          </w:pPr>
+          <w:hyperlink w:anchor="_Toc228217424" w:history="1">
+            <w:r>
+              <w:rPr>
+                <w:rStyle w:val="Hyperlink"/>
+                <w:noProof/>
+              </w:rPr>
+              <w:t>6. Sales Pipeline Discipline (V1 — added April 2026)</w:t>
+            </w:r>
+            <w:r>
+              <w:rPr>
+                <w:noProof/>
+              </w:rPr>
+              <w:tab/>
+            </w:r>
+            <w:r>
+              <w:rPr>
+                <w:noProof/>
+              </w:rPr>
+              <w:fldChar w:fldCharType="begin"/>
+            </w:r>
+            <w:r>
+              <w:rPr>
+                <w:noProof/>
+              </w:rPr>
+              <w:instrText xml:space="preserve"> PAGEREF _Toc228217424 \h </w:instrText>
+            </w:r>
+            <w:r>
+              <w:rPr>
+                <w:noProof/>
+              </w:rPr>
+            </w:r>
+            <w:r>
+              <w:rPr>
+                <w:noProof/>
+              </w:rPr>
+              <w:fldChar w:fldCharType="separate"/>
+            </w:r>
+            <w:r>
+              <w:rPr>
+                <w:noProof/>
+              </w:rPr>
+              <w:t>17</w:t>
+            </w:r>
+            <w:r>
+              <w:rPr>
+                <w:noProof/>
+              </w:rPr>
+              <w:fldChar w:fldCharType="end"/>
+            </w:r>
+          </w:hyperlink>
+        </w:p>
+        <w:p>
+          <w:pPr>
+            <w:pStyle w:val="TOC2"/>
+            <w:tabs>
+              <w:tab w:val="right" w:leader="dot" w:pos="10070"/>
+            </w:tabs>
+            <w:rPr>
+              <w:rFonts w:asciiTheme="minorHAnsi" w:eastAsiaTheme="minorEastAsia" w:hAnsiTheme="minorHAnsi" w:cstheme="minorBidi"/>
+              <w:noProof/>
+              <w:kern w:val="2"/>
+              <w:sz w:val="24"/>
+              <w:szCs w:val="24"/>
+              <w14:ligatures w14:val="standardContextual"/>
+            </w:rPr>
+          </w:pPr>
+          <w:hyperlink w:anchor="_Toc228217425" w:history="1">
+            <w:r>
+              <w:rPr>
+                <w:rStyle w:val="Hyperlink"/>
+                <w:noProof/>
+              </w:rPr>
+              <w:t>6.1 What was added</w:t>
+            </w:r>
+            <w:r>
+              <w:rPr>
+                <w:noProof/>
+              </w:rPr>
+              <w:tab/>
+            </w:r>
+            <w:r>
+              <w:rPr>
+                <w:noProof/>
+              </w:rPr>
+              <w:fldChar w:fldCharType="begin"/>
+            </w:r>
+            <w:r>
+              <w:rPr>
+                <w:noProof/>
+              </w:rPr>
+              <w:instrText xml:space="preserve"> PAGEREF _Toc228217425 \h </w:instrText>
+            </w:r>
+            <w:r>
+              <w:rPr>
+                <w:noProof/>
+              </w:rPr>
+            </w:r>
+            <w:r>
+              <w:rPr>
+                <w:noProof/>
+              </w:rPr>
+              <w:fldChar w:fldCharType="separate"/>
+            </w:r>
+            <w:r>
+              <w:rPr>
+                <w:noProof/>
+              </w:rPr>
+              <w:t>17</w:t>
+            </w:r>
+            <w:r>
+              <w:rPr>
+                <w:noProof/>
+              </w:rPr>
+              <w:fldChar w:fldCharType="end"/>
+            </w:r>
+          </w:hyperlink>
+        </w:p>
+        <w:p>
+          <w:pPr>
+            <w:pStyle w:val="TOC2"/>
+            <w:tabs>
+              <w:tab w:val="right" w:leader="dot" w:pos="10070"/>
+            </w:tabs>
+            <w:rPr>
+              <w:rFonts w:asciiTheme="minorHAnsi" w:eastAsiaTheme="minorEastAsia" w:hAnsiTheme="minorHAnsi" w:cstheme="minorBidi"/>
+              <w:noProof/>
+              <w:kern w:val="2"/>
+              <w:sz w:val="24"/>
+              <w:szCs w:val="24"/>
+              <w14:ligatures w14:val="standardContextual"/>
+            </w:rPr>
+          </w:pPr>
+          <w:hyperlink w:anchor="_Toc228217426" w:history="1">
+            <w:r>
+              <w:rPr>
+                <w:rStyle w:val="Hyperlink"/>
+                <w:noProof/>
+              </w:rPr>
+              <w:t>6.2 Activity types</w:t>
+            </w:r>
+            <w:r>
+              <w:rPr>
+                <w:noProof/>
+              </w:rPr>
+              <w:tab/>
+            </w:r>
+            <w:r>
+              <w:rPr>
+                <w:noProof/>
+              </w:rPr>
+              <w:fldChar w:fldCharType="begin"/>
+            </w:r>
+            <w:r>
+              <w:rPr>
+                <w:noProof/>
+              </w:rPr>
+              <w:instrText xml:space="preserve"> PAGEREF _Toc228217426 \h </w:instrText>
+            </w:r>
+            <w:r>
+              <w:rPr>
+                <w:noProof/>
+              </w:rPr>
+            </w:r>
+            <w:r>
+              <w:rPr>
+                <w:noProof/>
+              </w:rPr>
+              <w:fldChar w:fldCharType="separate"/>
+            </w:r>
+            <w:r>
+              <w:rPr>
+                <w:noProof/>
+              </w:rPr>
+              <w:t>18</w:t>
+            </w:r>
+            <w:r>
+              <w:rPr>
+                <w:noProof/>
+              </w:rPr>
+              <w:fldChar w:fldCharType="end"/>
+            </w:r>
+          </w:hyperlink>
+        </w:p>
+        <w:p>
+          <w:pPr>
+            <w:pStyle w:val="TOC2"/>
+            <w:tabs>
+              <w:tab w:val="right" w:leader="dot" w:pos="10070"/>
+            </w:tabs>
+            <w:rPr>
+              <w:rFonts w:asciiTheme="minorHAnsi" w:eastAsiaTheme="minorEastAsia" w:hAnsiTheme="minorHAnsi" w:cstheme="minorBidi"/>
+              <w:noProof/>
+              <w:kern w:val="2"/>
+              <w:sz w:val="24"/>
+              <w:szCs w:val="24"/>
+              <w14:ligatures w14:val="standardContextual"/>
+            </w:rPr>
+          </w:pPr>
+          <w:hyperlink w:anchor="_Toc228217427" w:history="1">
+            <w:r>
+              <w:rPr>
+                <w:rStyle w:val="Hyperlink"/>
+                <w:noProof/>
+              </w:rPr>
+              <w:t>6.3 Next-action types</w:t>
+            </w:r>
+            <w:r>
+              <w:rPr>
+                <w:noProof/>
+              </w:rPr>
+              <w:tab/>
+            </w:r>
+            <w:r>
+              <w:rPr>
+                <w:noProof/>
+              </w:rPr>
+              <w:fldChar w:fldCharType="begin"/>
+            </w:r>
+            <w:r>
+              <w:rPr>
+                <w:noProof/>
+              </w:rPr>
+              <w:instrText xml:space="preserve"> PAGEREF _Toc228217427 \h </w:instrText>
+            </w:r>
+            <w:r>
+              <w:rPr>
+                <w:noProof/>
+              </w:rPr>
+            </w:r>
+            <w:r>
+              <w:rPr>
+                <w:noProof/>
+              </w:rPr>
+              <w:fldChar w:fldCharType="separate"/>
+            </w:r>
+            <w:r>
+              <w:rPr>
+                <w:noProof/>
+              </w:rPr>
+              <w:t>18</w:t>
+            </w:r>
+            <w:r>
+              <w:rPr>
+                <w:noProof/>
+              </w:rPr>
+              <w:fldChar w:fldCharType="end"/>
+            </w:r>
+          </w:hyperlink>
+        </w:p>
+        <w:p>
+          <w:pPr>
+            <w:pStyle w:val="TOC2"/>
+            <w:tabs>
+              <w:tab w:val="right" w:leader="dot" w:pos="10070"/>
+            </w:tabs>
+            <w:rPr>
+              <w:rFonts w:asciiTheme="minorHAnsi" w:eastAsiaTheme="minorEastAsia" w:hAnsiTheme="minorHAnsi" w:cstheme="minorBidi"/>
+              <w:noProof/>
+              <w:kern w:val="2"/>
+              <w:sz w:val="24"/>
+              <w:szCs w:val="24"/>
+              <w14:ligatures w14:val="standardContextual"/>
+            </w:rPr>
+          </w:pPr>
+          <w:hyperlink w:anchor="_Toc228217428" w:history="1">
+            <w:r>
+              <w:rPr>
+                <w:rStyle w:val="Hyperlink"/>
+                <w:noProof/>
+              </w:rPr>
+              <w:t>6.4 Health states</w:t>
+            </w:r>
+            <w:r>
+              <w:rPr>
+                <w:noProof/>
+              </w:rPr>
+              <w:tab/>
+            </w:r>
+            <w:r>
+              <w:rPr>
+                <w:noProof/>
+              </w:rPr>
+              <w:fldChar w:fldCharType="begin"/>
+            </w:r>
+            <w:r>
+              <w:rPr>
+                <w:noProof/>
+              </w:rPr>
+              <w:instrText xml:space="preserve"> PAGEREF _Toc228217428 \h </w:instrText>
+            </w:r>
+            <w:r>
+              <w:rPr>
+                <w:noProof/>
+              </w:rPr>
+            </w:r>
+            <w:r>
+              <w:rPr>
+                <w:noProof/>
+              </w:rPr>
+              <w:fldChar w:fldCharType="separate"/>
+            </w:r>
+            <w:r>
+              <w:rPr>
+                <w:noProof/>
+              </w:rPr>
+              <w:t>18</w:t>
+            </w:r>
+            <w:r>
+              <w:rPr>
+                <w:noProof/>
+              </w:rPr>
+              <w:fldChar w:fldCharType="end"/>
+            </w:r>
+          </w:hyperlink>
+        </w:p>
+        <w:p>
+          <w:pPr>
+            <w:pStyle w:val="TOC2"/>
+            <w:tabs>
+              <w:tab w:val="right" w:leader="dot" w:pos="10070"/>
+            </w:tabs>
+            <w:rPr>
+              <w:rFonts w:asciiTheme="minorHAnsi" w:eastAsiaTheme="minorEastAsia" w:hAnsiTheme="minorHAnsi" w:cstheme="minorBidi"/>
+              <w:noProof/>
+              <w:kern w:val="2"/>
+              <w:sz w:val="24"/>
+              <w:szCs w:val="24"/>
+              <w14:ligatures w14:val="standardContextual"/>
+            </w:rPr>
+          </w:pPr>
+          <w:hyperlink w:anchor="_Toc228217429" w:history="1">
+            <w:r>
+              <w:rPr>
+                <w:rStyle w:val="Hyperlink"/>
+                <w:noProof/>
+              </w:rPr>
+              <w:t>6.5 Daily workflow for sales</w:t>
+            </w:r>
+            <w:r>
+              <w:rPr>
+                <w:noProof/>
+              </w:rPr>
+              <w:tab/>
+            </w:r>
+            <w:r>
+              <w:rPr>
+                <w:noProof/>
+              </w:rPr>
+              <w:fldChar w:fldCharType="begin"/>
+            </w:r>
+            <w:r>
+              <w:rPr>
+                <w:noProof/>
+              </w:rPr>
+              <w:instrText xml:space="preserve"> PAGEREF _Toc228217429 \h </w:instrText>
+            </w:r>
+            <w:r>
+              <w:rPr>
+                <w:noProof/>
+              </w:rPr>
+            </w:r>
+            <w:r>
+              <w:rPr>
+                <w:noProof/>
+              </w:rPr>
+              <w:fldChar w:fldCharType="separate"/>
+            </w:r>
+            <w:r>
+              <w:rPr>
+                <w:noProof/>
+              </w:rPr>
+              <w:t>18</w:t>
+            </w:r>
+            <w:r>
+              <w:rPr>
+                <w:noProof/>
+              </w:rPr>
+              <w:fldChar w:fldCharType="end"/>
+            </w:r>
+          </w:hyperlink>
+        </w:p>
+        <w:p>
+          <w:pPr>
+            <w:pStyle w:val="TOC2"/>
+            <w:tabs>
+              <w:tab w:val="right" w:leader="dot" w:pos="10070"/>
+            </w:tabs>
+            <w:rPr>
+              <w:rFonts w:asciiTheme="minorHAnsi" w:eastAsiaTheme="minorEastAsia" w:hAnsiTheme="minorHAnsi" w:cstheme="minorBidi"/>
+              <w:noProof/>
+              <w:kern w:val="2"/>
+              <w:sz w:val="24"/>
+              <w:szCs w:val="24"/>
+              <w14:ligatures w14:val="standardContextual"/>
+            </w:rPr>
+          </w:pPr>
+          <w:hyperlink w:anchor="_Toc228217430" w:history="1">
+            <w:r>
+              <w:rPr>
+                <w:rStyle w:val="Hyperlink"/>
+                <w:noProof/>
+              </w:rPr>
+              <w:t>6.6 How to log an activity</w:t>
+            </w:r>
+            <w:r>
+              <w:rPr>
+                <w:noProof/>
+              </w:rPr>
+              <w:tab/>
+            </w:r>
+            <w:r>
+              <w:rPr>
+                <w:noProof/>
+              </w:rPr>
+              <w:fldChar w:fldCharType="begin"/>
+            </w:r>
+            <w:r>
+              <w:rPr>
+                <w:noProof/>
+              </w:rPr>
+              <w:instrText xml:space="preserve"> PAGEREF _Toc228217430 \h </w:instrText>
+            </w:r>
+            <w:r>
+              <w:rPr>
+                <w:noProof/>
+              </w:rPr>
+            </w:r>
+            <w:r>
+              <w:rPr>
+                <w:noProof/>
+              </w:rPr>
+              <w:fldChar w:fldCharType="separate"/>
+            </w:r>
+            <w:r>
+              <w:rPr>
+                <w:noProof/>
+              </w:rPr>
+              <w:t>18</w:t>
+            </w:r>
+            <w:r>
+              <w:rPr>
+                <w:noProof/>
+              </w:rPr>
+              <w:fldChar w:fldCharType="end"/>
+            </w:r>
+          </w:hyperlink>
+        </w:p>
+        <w:p>
+          <w:pPr>
+            <w:pStyle w:val="TOC2"/>
+            <w:tabs>
+              <w:tab w:val="right" w:leader="dot" w:pos="10070"/>
+            </w:tabs>
+            <w:rPr>
+              <w:rFonts w:asciiTheme="minorHAnsi" w:eastAsiaTheme="minorEastAsia" w:hAnsiTheme="minorHAnsi" w:cstheme="minorBidi"/>
+              <w:noProof/>
+              <w:kern w:val="2"/>
+              <w:sz w:val="24"/>
+              <w:szCs w:val="24"/>
+              <w14:ligatures w14:val="standardContextual"/>
+            </w:rPr>
+          </w:pPr>
+          <w:hyperlink w:anchor="_Toc228217431" w:history="1">
+            <w:r>
+              <w:rPr>
+                <w:rStyle w:val="Hyperlink"/>
+                <w:noProof/>
+              </w:rPr>
+              <w:t>6.7 Setting and updating the next action</w:t>
+            </w:r>
+            <w:r>
+              <w:rPr>
+                <w:noProof/>
+              </w:rPr>
+              <w:tab/>
+            </w:r>
+            <w:r>
+              <w:rPr>
+                <w:noProof/>
+              </w:rPr>
+              <w:fldChar w:fldCharType="begin"/>
+            </w:r>
+            <w:r>
+              <w:rPr>
+                <w:noProof/>
+              </w:rPr>
+              <w:instrText xml:space="preserve"> PAGEREF _Toc228217431 \h </w:instrText>
+            </w:r>
+            <w:r>
+              <w:rPr>
+                <w:noProof/>
+              </w:rPr>
+            </w:r>
+            <w:r>
+              <w:rPr>
+                <w:noProof/>
+              </w:rPr>
+              <w:fldChar w:fldCharType="separate"/>
+            </w:r>
+            <w:r>
+              <w:rPr>
+                <w:noProof/>
+              </w:rPr>
+              <w:t>19</w:t>
+            </w:r>
+            <w:r>
+              <w:rPr>
+                <w:noProof/>
+              </w:rPr>
+              <w:fldChar w:fldCharType="end"/>
+            </w:r>
+          </w:hyperlink>
+        </w:p>
+        <w:p>
+          <w:pPr>
+            <w:pStyle w:val="TOC2"/>
+            <w:tabs>
+              <w:tab w:val="right" w:leader="dot" w:pos="10070"/>
+            </w:tabs>
+            <w:rPr>
+              <w:rFonts w:asciiTheme="minorHAnsi" w:eastAsiaTheme="minorEastAsia" w:hAnsiTheme="minorHAnsi" w:cstheme="minorBidi"/>
+              <w:noProof/>
+              <w:kern w:val="2"/>
+              <w:sz w:val="24"/>
+              <w:szCs w:val="24"/>
+              <w14:ligatures w14:val="standardContextual"/>
+            </w:rPr>
+          </w:pPr>
+          <w:hyperlink w:anchor="_Toc228217432" w:history="1">
+            <w:r>
+              <w:rPr>
+                <w:rStyle w:val="Hyperlink"/>
+                <w:noProof/>
+              </w:rPr>
+              <w:t>6.8 Sales Pipeline dashboard sections</w:t>
+            </w:r>
+            <w:r>
+              <w:rPr>
+                <w:noProof/>
+              </w:rPr>
+              <w:tab/>
+            </w:r>
+            <w:r>
+              <w:rPr>
+                <w:noProof/>
+              </w:rPr>
+              <w:fldChar w:fldCharType="begin"/>
+            </w:r>
+            <w:r>
+              <w:rPr>
+                <w:noProof/>
+              </w:rPr>
+              <w:instrText xml:space="preserve"> PAGEREF _Toc228217432 \h </w:instrText>
+            </w:r>
+            <w:r>
+              <w:rPr>
+                <w:noProof/>
+              </w:rPr>
+            </w:r>
+            <w:r>
+              <w:rPr>
+                <w:noProof/>
+              </w:rPr>
+              <w:fldChar w:fldCharType="separate"/>
+            </w:r>
+            <w:r>
+              <w:rPr>
+                <w:noProof/>
+              </w:rPr>
+              <w:t>19</w:t>
+            </w:r>
+            <w:r>
+              <w:rPr>
+                <w:noProof/>
+              </w:rPr>
+              <w:fldChar w:fldCharType="end"/>
+            </w:r>
+          </w:hyperlink>
+        </w:p>
+        <w:p>
+          <w:pPr>
+            <w:pStyle w:val="TOC2"/>
+            <w:tabs>
+              <w:tab w:val="right" w:leader="dot" w:pos="10070"/>
+            </w:tabs>
+            <w:rPr>
+              <w:rFonts w:asciiTheme="minorHAnsi" w:eastAsiaTheme="minorEastAsia" w:hAnsiTheme="minorHAnsi" w:cstheme="minorBidi"/>
+              <w:noProof/>
+              <w:kern w:val="2"/>
+              <w:sz w:val="24"/>
+              <w:szCs w:val="24"/>
+              <w14:ligatures w14:val="standardContextual"/>
+            </w:rPr>
+          </w:pPr>
+          <w:hyperlink w:anchor="_Toc228217433" w:history="1">
+            <w:r>
+              <w:rPr>
+                <w:rStyle w:val="Hyperlink"/>
+                <w:noProof/>
+              </w:rPr>
+              <w:t>6.9 New notifications wired in this release</w:t>
+            </w:r>
+            <w:r>
+              <w:rPr>
+                <w:noProof/>
+              </w:rPr>
+              <w:tab/>
+            </w:r>
+            <w:r>
+              <w:rPr>
+                <w:noProof/>
+              </w:rPr>
+              <w:fldChar w:fldCharType="begin"/>
+            </w:r>
+            <w:r>
+              <w:rPr>
+                <w:noProof/>
+              </w:rPr>
+              <w:instrText xml:space="preserve"> PAGEREF _Toc228217433 \h </w:instrText>
+            </w:r>
+            <w:r>
+              <w:rPr>
+                <w:noProof/>
+              </w:rPr>
+            </w:r>
+            <w:r>
+              <w:rPr>
+                <w:noProof/>
+              </w:rPr>
+              <w:fldChar w:fldCharType="separate"/>
+            </w:r>
+            <w:r>
+              <w:rPr>
+                <w:noProof/>
+              </w:rPr>
+              <w:t>19</w:t>
+            </w:r>
+            <w:r>
+              <w:rPr>
+                <w:noProof/>
+              </w:rPr>
+              <w:fldChar w:fldCharType="end"/>
+            </w:r>
+          </w:hyperlink>
+        </w:p>
+        <w:p>
+          <w:pPr>
+            <w:pStyle w:val="TOC2"/>
+            <w:tabs>
+              <w:tab w:val="right" w:leader="dot" w:pos="10070"/>
+            </w:tabs>
+            <w:rPr>
+              <w:rFonts w:asciiTheme="minorHAnsi" w:eastAsiaTheme="minorEastAsia" w:hAnsiTheme="minorHAnsi" w:cstheme="minorBidi"/>
+              <w:noProof/>
+              <w:kern w:val="2"/>
+              <w:sz w:val="24"/>
+              <w:szCs w:val="24"/>
+              <w14:ligatures w14:val="standardContextual"/>
+            </w:rPr>
+          </w:pPr>
+          <w:hyperlink w:anchor="_Toc228217434" w:history="1">
+            <w:r>
+              <w:rPr>
+                <w:rStyle w:val="Hyperlink"/>
+                <w:noProof/>
+              </w:rPr>
+              <w:t>6.10 New permissions</w:t>
+            </w:r>
+            <w:r>
+              <w:rPr>
+                <w:noProof/>
+              </w:rPr>
+              <w:tab/>
+            </w:r>
+            <w:r>
+              <w:rPr>
+                <w:noProof/>
+              </w:rPr>
+              <w:fldChar w:fldCharType="begin"/>
+            </w:r>
+            <w:r>
+              <w:rPr>
+                <w:noProof/>
+              </w:rPr>
+              <w:instrText xml:space="preserve"> PAGEREF _Toc228217434 \h </w:instrText>
+            </w:r>
+            <w:r>
+              <w:rPr>
+                <w:noProof/>
+              </w:rPr>
+            </w:r>
+            <w:r>
+              <w:rPr>
+                <w:noProof/>
+              </w:rPr>
+              <w:fldChar w:fldCharType="separate"/>
+            </w:r>
+            <w:r>
+              <w:rPr>
+                <w:noProof/>
+              </w:rPr>
+              <w:t>19</w:t>
+            </w:r>
+            <w:r>
+              <w:rPr>
+                <w:noProof/>
+              </w:rPr>
+              <w:fldChar w:fldCharType="end"/>
+            </w:r>
+          </w:hyperlink>
+        </w:p>
+        <w:p>
+          <w:pPr>
+            <w:pStyle w:val="TOC2"/>
+            <w:tabs>
+              <w:tab w:val="right" w:leader="dot" w:pos="10070"/>
+            </w:tabs>
+            <w:rPr>
+              <w:rFonts w:asciiTheme="minorHAnsi" w:eastAsiaTheme="minorEastAsia" w:hAnsiTheme="minorHAnsi" w:cstheme="minorBidi"/>
+              <w:noProof/>
+              <w:kern w:val="2"/>
+              <w:sz w:val="24"/>
+              <w:szCs w:val="24"/>
+              <w14:ligatures w14:val="standardContextual"/>
+            </w:rPr>
+          </w:pPr>
+          <w:hyperlink w:anchor="_Toc228217435" w:history="1">
+            <w:r>
+              <w:rPr>
+                <w:rStyle w:val="Hyperlink"/>
+                <w:noProof/>
+              </w:rPr>
+              <w:t>6.11 Worked example — proposal goes quiet</w:t>
+            </w:r>
+            <w:r>
+              <w:rPr>
+                <w:noProof/>
+              </w:rPr>
+              <w:tab/>
+            </w:r>
+            <w:r>
+              <w:rPr>
+                <w:noProof/>
+              </w:rPr>
+              <w:fldChar w:fldCharType="begin"/>
+            </w:r>
+            <w:r>
+              <w:rPr>
+                <w:noProof/>
+              </w:rPr>
+              <w:instrText xml:space="preserve"> PAGEREF _Toc228217435 \h </w:instrText>
+            </w:r>
+            <w:r>
+              <w:rPr>
+                <w:noProof/>
+              </w:rPr>
+            </w:r>
+            <w:r>
+              <w:rPr>
+                <w:noProof/>
+              </w:rPr>
+              <w:fldChar w:fldCharType="separate"/>
+            </w:r>
+            <w:r>
+              <w:rPr>
+                <w:noProof/>
+              </w:rPr>
+              <w:t>19</w:t>
+            </w:r>
+            <w:r>
+              <w:rPr>
+                <w:noProof/>
+              </w:rPr>
+              <w:fldChar w:fldCharType="end"/>
+            </w:r>
+          </w:hyperlink>
+        </w:p>
+        <w:p>
+          <w:pPr>
+            <w:pStyle w:val="TOC2"/>
+            <w:tabs>
+              <w:tab w:val="right" w:leader="dot" w:pos="10070"/>
+            </w:tabs>
+            <w:rPr>
+              <w:rFonts w:asciiTheme="minorHAnsi" w:eastAsiaTheme="minorEastAsia" w:hAnsiTheme="minorHAnsi" w:cstheme="minorBidi"/>
+              <w:noProof/>
+              <w:kern w:val="2"/>
+              <w:sz w:val="24"/>
+              <w:szCs w:val="24"/>
+              <w14:ligatures w14:val="standardContextual"/>
+            </w:rPr>
+          </w:pPr>
+          <w:hyperlink w:anchor="_Toc228217436" w:history="1">
+            <w:r>
+              <w:rPr>
+                <w:rStyle w:val="Hyperlink"/>
+                <w:noProof/>
+              </w:rPr>
+              <w:t>6.12 Do's and don'ts</w:t>
+            </w:r>
+            <w:r>
+              <w:rPr>
+                <w:noProof/>
+              </w:rPr>
+              <w:tab/>
+            </w:r>
+            <w:r>
+              <w:rPr>
+                <w:noProof/>
+              </w:rPr>
+              <w:fldChar w:fldCharType="begin"/>
+            </w:r>
+            <w:r>
+              <w:rPr>
+                <w:noProof/>
+              </w:rPr>
+              <w:instrText xml:space="preserve"> PAGEREF _Toc228217436 \h </w:instrText>
+            </w:r>
+            <w:r>
+              <w:rPr>
+                <w:noProof/>
+              </w:rPr>
+            </w:r>
+            <w:r>
+              <w:rPr>
+                <w:noProof/>
+              </w:rPr>
+              <w:fldChar w:fldCharType="separate"/>
+            </w:r>
+            <w:r>
+              <w:rPr>
+                <w:noProof/>
+              </w:rPr>
+              <w:t>20</w:t>
+            </w:r>
+            <w:r>
+              <w:rPr>
+                <w:noProof/>
+              </w:rPr>
+              <w:fldChar w:fldCharType="end"/>
+            </w:r>
+          </w:hyperlink>
+        </w:p>
+        <w:p>
+          <w:pPr>
+            <w:pStyle w:val="TOC2"/>
+            <w:tabs>
+              <w:tab w:val="right" w:leader="dot" w:pos="10070"/>
+            </w:tabs>
+            <w:rPr>
+              <w:rFonts w:asciiTheme="minorHAnsi" w:eastAsiaTheme="minorEastAsia" w:hAnsiTheme="minorHAnsi" w:cstheme="minorBidi"/>
+              <w:noProof/>
+              <w:kern w:val="2"/>
+              <w:sz w:val="24"/>
+              <w:szCs w:val="24"/>
+              <w14:ligatures w14:val="standardContextual"/>
+            </w:rPr>
+          </w:pPr>
+          <w:hyperlink w:anchor="_Toc228217437" w:history="1">
+            <w:r>
+              <w:rPr>
+                <w:rStyle w:val="Hyperlink"/>
+                <w:noProof/>
+              </w:rPr>
+              <w:t>6.13 Related artefacts</w:t>
+            </w:r>
+            <w:r>
+              <w:rPr>
+                <w:noProof/>
+              </w:rPr>
+              <w:tab/>
+            </w:r>
+            <w:r>
+              <w:rPr>
+                <w:noProof/>
+              </w:rPr>
+              <w:fldChar w:fldCharType="begin"/>
+            </w:r>
+            <w:r>
+              <w:rPr>
+                <w:noProof/>
+              </w:rPr>
+              <w:instrText xml:space="preserve"> PAGEREF _Toc228217437 \h </w:instrText>
+            </w:r>
+            <w:r>
+              <w:rPr>
+                <w:noProof/>
+              </w:rPr>
+            </w:r>
+            <w:r>
+              <w:rPr>
+                <w:noProof/>
+              </w:rPr>
+              <w:fldChar w:fldCharType="separate"/>
+            </w:r>
+            <w:r>
+              <w:rPr>
+                <w:noProof/>
+              </w:rPr>
+              <w:t>20</w:t>
             </w:r>
             <w:r>
               <w:rPr>
@@ -2988,7 +4141,7 @@
       <w:pPr>
         <w:pStyle w:val="Heading1"/>
       </w:pPr>
-      <w:bookmarkStart w:id="1" w:name="_Toc227433987"/>
+      <w:bookmarkStart w:id="1" w:name="_Toc228217379"/>
       <w:r>
         <w:lastRenderedPageBreak/>
         <w:t>1. System Architecture</w:t>
@@ -3007,7 +4160,7 @@
       <w:pPr>
         <w:pStyle w:val="Heading2"/>
       </w:pPr>
-      <w:bookmarkStart w:id="2" w:name="_Toc227433988"/>
+      <w:bookmarkStart w:id="2" w:name="_Toc228217380"/>
       <w:r>
         <w:t>1.1 Technology Stack</w:t>
       </w:r>
@@ -3035,12 +4188,6 @@
         <w:gridCol w:w="6560"/>
       </w:tblGrid>
       <w:tr>
-        <w:tblPrEx>
-          <w:tblCellMar>
-            <w:top w:w="0" w:type="dxa"/>
-            <w:bottom w:w="0" w:type="dxa"/>
-          </w:tblCellMar>
-        </w:tblPrEx>
         <w:tc>
           <w:tcPr>
             <w:tcW w:w="2800" w:type="dxa"/>
@@ -3096,12 +4243,6 @@
         </w:tc>
       </w:tr>
       <w:tr>
-        <w:tblPrEx>
-          <w:tblCellMar>
-            <w:top w:w="0" w:type="dxa"/>
-            <w:bottom w:w="0" w:type="dxa"/>
-          </w:tblCellMar>
-        </w:tblPrEx>
         <w:tc>
           <w:tcPr>
             <w:tcW w:w="2800" w:type="dxa"/>
@@ -3179,12 +4320,6 @@
         </w:tc>
       </w:tr>
       <w:tr>
-        <w:tblPrEx>
-          <w:tblCellMar>
-            <w:top w:w="0" w:type="dxa"/>
-            <w:bottom w:w="0" w:type="dxa"/>
-          </w:tblCellMar>
-        </w:tblPrEx>
         <w:tc>
           <w:tcPr>
             <w:tcW w:w="2800" w:type="dxa"/>
@@ -3240,12 +4375,6 @@
         </w:tc>
       </w:tr>
       <w:tr>
-        <w:tblPrEx>
-          <w:tblCellMar>
-            <w:top w:w="0" w:type="dxa"/>
-            <w:bottom w:w="0" w:type="dxa"/>
-          </w:tblCellMar>
-        </w:tblPrEx>
         <w:tc>
           <w:tcPr>
             <w:tcW w:w="2800" w:type="dxa"/>
@@ -3315,12 +4444,6 @@
         </w:tc>
       </w:tr>
       <w:tr>
-        <w:tblPrEx>
-          <w:tblCellMar>
-            <w:top w:w="0" w:type="dxa"/>
-            <w:bottom w:w="0" w:type="dxa"/>
-          </w:tblCellMar>
-        </w:tblPrEx>
         <w:tc>
           <w:tcPr>
             <w:tcW w:w="2800" w:type="dxa"/>
@@ -3390,12 +4513,6 @@
         </w:tc>
       </w:tr>
       <w:tr>
-        <w:tblPrEx>
-          <w:tblCellMar>
-            <w:top w:w="0" w:type="dxa"/>
-            <w:bottom w:w="0" w:type="dxa"/>
-          </w:tblCellMar>
-        </w:tblPrEx>
         <w:tc>
           <w:tcPr>
             <w:tcW w:w="2800" w:type="dxa"/>
@@ -3469,7 +4586,7 @@
       <w:pPr>
         <w:pStyle w:val="Heading2"/>
       </w:pPr>
-      <w:bookmarkStart w:id="3" w:name="_Toc227433989"/>
+      <w:bookmarkStart w:id="3" w:name="_Toc228217381"/>
       <w:r>
         <w:t>1.2 Module Map</w:t>
       </w:r>
@@ -3643,7 +4760,7 @@
       <w:pPr>
         <w:pStyle w:val="Heading2"/>
       </w:pPr>
-      <w:bookmarkStart w:id="4" w:name="_Toc227433990"/>
+      <w:bookmarkStart w:id="4" w:name="_Toc228217382"/>
       <w:r>
         <w:t>1.3 Information Flow</w:t>
       </w:r>
@@ -3684,7 +4801,7 @@
       <w:pPr>
         <w:pStyle w:val="Heading2"/>
       </w:pPr>
-      <w:bookmarkStart w:id="5" w:name="_Toc227433991"/>
+      <w:bookmarkStart w:id="5" w:name="_Toc228217383"/>
       <w:r>
         <w:t>1.4 Permission Model</w:t>
       </w:r>
@@ -3781,7 +4898,7 @@
       <w:pPr>
         <w:pStyle w:val="Heading1"/>
       </w:pPr>
-      <w:bookmarkStart w:id="6" w:name="_Toc227433992"/>
+      <w:bookmarkStart w:id="6" w:name="_Toc228217384"/>
       <w:r>
         <w:lastRenderedPageBreak/>
         <w:t>2. Roles &amp; Responsibilities</w:t>
@@ -3819,12 +4936,6 @@
         <w:gridCol w:w="3210"/>
       </w:tblGrid>
       <w:tr>
-        <w:tblPrEx>
-          <w:tblCellMar>
-            <w:top w:w="0" w:type="dxa"/>
-            <w:bottom w:w="0" w:type="dxa"/>
-          </w:tblCellMar>
-        </w:tblPrEx>
         <w:trPr>
           <w:tblHeader/>
         </w:trPr>
@@ -3914,12 +5025,6 @@
         </w:tc>
       </w:tr>
       <w:tr>
-        <w:tblPrEx>
-          <w:tblCellMar>
-            <w:top w:w="0" w:type="dxa"/>
-            <w:bottom w:w="0" w:type="dxa"/>
-          </w:tblCellMar>
-        </w:tblPrEx>
         <w:tc>
           <w:tcPr>
             <w:tcW w:w="1000" w:type="dxa"/>
@@ -3997,12 +5102,6 @@
         </w:tc>
       </w:tr>
       <w:tr>
-        <w:tblPrEx>
-          <w:tblCellMar>
-            <w:top w:w="0" w:type="dxa"/>
-            <w:bottom w:w="0" w:type="dxa"/>
-          </w:tblCellMar>
-        </w:tblPrEx>
         <w:tc>
           <w:tcPr>
             <w:tcW w:w="1000" w:type="dxa"/>
@@ -4080,12 +5179,6 @@
         </w:tc>
       </w:tr>
       <w:tr>
-        <w:tblPrEx>
-          <w:tblCellMar>
-            <w:top w:w="0" w:type="dxa"/>
-            <w:bottom w:w="0" w:type="dxa"/>
-          </w:tblCellMar>
-        </w:tblPrEx>
         <w:tc>
           <w:tcPr>
             <w:tcW w:w="1000" w:type="dxa"/>
@@ -4163,12 +5256,6 @@
         </w:tc>
       </w:tr>
       <w:tr>
-        <w:tblPrEx>
-          <w:tblCellMar>
-            <w:top w:w="0" w:type="dxa"/>
-            <w:bottom w:w="0" w:type="dxa"/>
-          </w:tblCellMar>
-        </w:tblPrEx>
         <w:tc>
           <w:tcPr>
             <w:tcW w:w="1000" w:type="dxa"/>
@@ -4246,12 +5333,6 @@
         </w:tc>
       </w:tr>
       <w:tr>
-        <w:tblPrEx>
-          <w:tblCellMar>
-            <w:top w:w="0" w:type="dxa"/>
-            <w:bottom w:w="0" w:type="dxa"/>
-          </w:tblCellMar>
-        </w:tblPrEx>
         <w:tc>
           <w:tcPr>
             <w:tcW w:w="1000" w:type="dxa"/>
@@ -4329,12 +5410,6 @@
         </w:tc>
       </w:tr>
       <w:tr>
-        <w:tblPrEx>
-          <w:tblCellMar>
-            <w:top w:w="0" w:type="dxa"/>
-            <w:bottom w:w="0" w:type="dxa"/>
-          </w:tblCellMar>
-        </w:tblPrEx>
         <w:tc>
           <w:tcPr>
             <w:tcW w:w="1000" w:type="dxa"/>
@@ -4412,12 +5487,6 @@
         </w:tc>
       </w:tr>
       <w:tr>
-        <w:tblPrEx>
-          <w:tblCellMar>
-            <w:top w:w="0" w:type="dxa"/>
-            <w:bottom w:w="0" w:type="dxa"/>
-          </w:tblCellMar>
-        </w:tblPrEx>
         <w:tc>
           <w:tcPr>
             <w:tcW w:w="1000" w:type="dxa"/>
@@ -4495,12 +5564,6 @@
         </w:tc>
       </w:tr>
       <w:tr>
-        <w:tblPrEx>
-          <w:tblCellMar>
-            <w:top w:w="0" w:type="dxa"/>
-            <w:bottom w:w="0" w:type="dxa"/>
-          </w:tblCellMar>
-        </w:tblPrEx>
         <w:tc>
           <w:tcPr>
             <w:tcW w:w="1000" w:type="dxa"/>
@@ -4578,12 +5641,6 @@
         </w:tc>
       </w:tr>
       <w:tr>
-        <w:tblPrEx>
-          <w:tblCellMar>
-            <w:top w:w="0" w:type="dxa"/>
-            <w:bottom w:w="0" w:type="dxa"/>
-          </w:tblCellMar>
-        </w:tblPrEx>
         <w:tc>
           <w:tcPr>
             <w:tcW w:w="1000" w:type="dxa"/>
@@ -4661,12 +5718,6 @@
         </w:tc>
       </w:tr>
       <w:tr>
-        <w:tblPrEx>
-          <w:tblCellMar>
-            <w:top w:w="0" w:type="dxa"/>
-            <w:bottom w:w="0" w:type="dxa"/>
-          </w:tblCellMar>
-        </w:tblPrEx>
         <w:tc>
           <w:tcPr>
             <w:tcW w:w="1000" w:type="dxa"/>
@@ -4744,12 +5795,6 @@
         </w:tc>
       </w:tr>
       <w:tr>
-        <w:tblPrEx>
-          <w:tblCellMar>
-            <w:top w:w="0" w:type="dxa"/>
-            <w:bottom w:w="0" w:type="dxa"/>
-          </w:tblCellMar>
-        </w:tblPrEx>
         <w:tc>
           <w:tcPr>
             <w:tcW w:w="1000" w:type="dxa"/>
@@ -4827,12 +5872,6 @@
         </w:tc>
       </w:tr>
       <w:tr>
-        <w:tblPrEx>
-          <w:tblCellMar>
-            <w:top w:w="0" w:type="dxa"/>
-            <w:bottom w:w="0" w:type="dxa"/>
-          </w:tblCellMar>
-        </w:tblPrEx>
         <w:tc>
           <w:tcPr>
             <w:tcW w:w="1000" w:type="dxa"/>
@@ -4911,12 +5950,6 @@
         </w:tc>
       </w:tr>
       <w:tr>
-        <w:tblPrEx>
-          <w:tblCellMar>
-            <w:top w:w="0" w:type="dxa"/>
-            <w:bottom w:w="0" w:type="dxa"/>
-          </w:tblCellMar>
-        </w:tblPrEx>
         <w:tc>
           <w:tcPr>
             <w:tcW w:w="1000" w:type="dxa"/>
@@ -4994,12 +6027,6 @@
         </w:tc>
       </w:tr>
       <w:tr>
-        <w:tblPrEx>
-          <w:tblCellMar>
-            <w:top w:w="0" w:type="dxa"/>
-            <w:bottom w:w="0" w:type="dxa"/>
-          </w:tblCellMar>
-        </w:tblPrEx>
         <w:tc>
           <w:tcPr>
             <w:tcW w:w="1000" w:type="dxa"/>
@@ -5101,7 +6128,7 @@
       <w:pPr>
         <w:pStyle w:val="Heading1"/>
       </w:pPr>
-      <w:bookmarkStart w:id="7" w:name="_Toc227433993"/>
+      <w:bookmarkStart w:id="7" w:name="_Toc228217385"/>
       <w:r>
         <w:lastRenderedPageBreak/>
         <w:t>3. Workflows</w:t>
@@ -5120,7 +6147,7 @@
       <w:pPr>
         <w:pStyle w:val="Heading2"/>
       </w:pPr>
-      <w:bookmarkStart w:id="8" w:name="_Toc227433994"/>
+      <w:bookmarkStart w:id="8" w:name="_Toc228217386"/>
       <w:r>
         <w:t>3.1 Lead → Opportunity</w:t>
       </w:r>
@@ -5157,12 +6184,6 @@
         <w:gridCol w:w="3862"/>
       </w:tblGrid>
       <w:tr>
-        <w:tblPrEx>
-          <w:tblCellMar>
-            <w:top w:w="0" w:type="dxa"/>
-            <w:bottom w:w="0" w:type="dxa"/>
-          </w:tblCellMar>
-        </w:tblPrEx>
         <w:trPr>
           <w:tblHeader/>
         </w:trPr>
@@ -5252,12 +6273,6 @@
         </w:tc>
       </w:tr>
       <w:tr>
-        <w:tblPrEx>
-          <w:tblCellMar>
-            <w:top w:w="0" w:type="dxa"/>
-            <w:bottom w:w="0" w:type="dxa"/>
-          </w:tblCellMar>
-        </w:tblPrEx>
         <w:tc>
           <w:tcPr>
             <w:tcW w:w="1000" w:type="dxa"/>
@@ -5335,12 +6350,6 @@
         </w:tc>
       </w:tr>
       <w:tr>
-        <w:tblPrEx>
-          <w:tblCellMar>
-            <w:top w:w="0" w:type="dxa"/>
-            <w:bottom w:w="0" w:type="dxa"/>
-          </w:tblCellMar>
-        </w:tblPrEx>
         <w:tc>
           <w:tcPr>
             <w:tcW w:w="1000" w:type="dxa"/>
@@ -5418,12 +6427,6 @@
         </w:tc>
       </w:tr>
       <w:tr>
-        <w:tblPrEx>
-          <w:tblCellMar>
-            <w:top w:w="0" w:type="dxa"/>
-            <w:bottom w:w="0" w:type="dxa"/>
-          </w:tblCellMar>
-        </w:tblPrEx>
         <w:tc>
           <w:tcPr>
             <w:tcW w:w="1000" w:type="dxa"/>
@@ -5501,12 +6504,6 @@
         </w:tc>
       </w:tr>
       <w:tr>
-        <w:tblPrEx>
-          <w:tblCellMar>
-            <w:top w:w="0" w:type="dxa"/>
-            <w:bottom w:w="0" w:type="dxa"/>
-          </w:tblCellMar>
-        </w:tblPrEx>
         <w:tc>
           <w:tcPr>
             <w:tcW w:w="1000" w:type="dxa"/>
@@ -5584,12 +6581,6 @@
         </w:tc>
       </w:tr>
       <w:tr>
-        <w:tblPrEx>
-          <w:tblCellMar>
-            <w:top w:w="0" w:type="dxa"/>
-            <w:bottom w:w="0" w:type="dxa"/>
-          </w:tblCellMar>
-        </w:tblPrEx>
         <w:tc>
           <w:tcPr>
             <w:tcW w:w="1000" w:type="dxa"/>
@@ -5679,7 +6670,7 @@
       <w:pPr>
         <w:pStyle w:val="Heading2"/>
       </w:pPr>
-      <w:bookmarkStart w:id="9" w:name="_Toc227433995"/>
+      <w:bookmarkStart w:id="9" w:name="_Toc228217387"/>
       <w:r>
         <w:t>3.2 Proposal</w:t>
       </w:r>
@@ -5788,7 +6779,7 @@
       <w:pPr>
         <w:pStyle w:val="Heading2"/>
       </w:pPr>
-      <w:bookmarkStart w:id="10" w:name="_Toc227433996"/>
+      <w:bookmarkStart w:id="10" w:name="_Toc228217388"/>
       <w:r>
         <w:t xml:space="preserve">3.3 Contract &amp; </w:t>
       </w:r>
@@ -5935,7 +6926,7 @@
       <w:pPr>
         <w:pStyle w:val="Heading2"/>
       </w:pPr>
-      <w:bookmarkStart w:id="11" w:name="_Toc227433997"/>
+      <w:bookmarkStart w:id="11" w:name="_Toc228217389"/>
       <w:r>
         <w:t>3.4 Milestones &amp; Invoices</w:t>
       </w:r>
@@ -6021,7 +7012,7 @@
       <w:pPr>
         <w:pStyle w:val="Heading2"/>
       </w:pPr>
-      <w:bookmarkStart w:id="12" w:name="_Toc227433998"/>
+      <w:bookmarkStart w:id="12" w:name="_Toc228217390"/>
       <w:r>
         <w:t>3.5 Project Execution — Gates 1 to 6</w:t>
       </w:r>
@@ -6058,12 +7049,6 @@
         <w:gridCol w:w="4180"/>
       </w:tblGrid>
       <w:tr>
-        <w:tblPrEx>
-          <w:tblCellMar>
-            <w:top w:w="0" w:type="dxa"/>
-            <w:bottom w:w="0" w:type="dxa"/>
-          </w:tblCellMar>
-        </w:tblPrEx>
         <w:trPr>
           <w:tblHeader/>
         </w:trPr>
@@ -6153,12 +7138,6 @@
         </w:tc>
       </w:tr>
       <w:tr>
-        <w:tblPrEx>
-          <w:tblCellMar>
-            <w:top w:w="0" w:type="dxa"/>
-            <w:bottom w:w="0" w:type="dxa"/>
-          </w:tblCellMar>
-        </w:tblPrEx>
         <w:tc>
           <w:tcPr>
             <w:tcW w:w="1000" w:type="dxa"/>
@@ -6250,12 +7229,6 @@
         </w:tc>
       </w:tr>
       <w:tr>
-        <w:tblPrEx>
-          <w:tblCellMar>
-            <w:top w:w="0" w:type="dxa"/>
-            <w:bottom w:w="0" w:type="dxa"/>
-          </w:tblCellMar>
-        </w:tblPrEx>
         <w:tc>
           <w:tcPr>
             <w:tcW w:w="1000" w:type="dxa"/>
@@ -6341,12 +7314,6 @@
         </w:tc>
       </w:tr>
       <w:tr>
-        <w:tblPrEx>
-          <w:tblCellMar>
-            <w:top w:w="0" w:type="dxa"/>
-            <w:bottom w:w="0" w:type="dxa"/>
-          </w:tblCellMar>
-        </w:tblPrEx>
         <w:tc>
           <w:tcPr>
             <w:tcW w:w="1000" w:type="dxa"/>
@@ -6424,12 +7391,6 @@
         </w:tc>
       </w:tr>
       <w:tr>
-        <w:tblPrEx>
-          <w:tblCellMar>
-            <w:top w:w="0" w:type="dxa"/>
-            <w:bottom w:w="0" w:type="dxa"/>
-          </w:tblCellMar>
-        </w:tblPrEx>
         <w:tc>
           <w:tcPr>
             <w:tcW w:w="1000" w:type="dxa"/>
@@ -6507,12 +7468,6 @@
         </w:tc>
       </w:tr>
       <w:tr>
-        <w:tblPrEx>
-          <w:tblCellMar>
-            <w:top w:w="0" w:type="dxa"/>
-            <w:bottom w:w="0" w:type="dxa"/>
-          </w:tblCellMar>
-        </w:tblPrEx>
         <w:tc>
           <w:tcPr>
             <w:tcW w:w="1000" w:type="dxa"/>
@@ -6590,12 +7545,6 @@
         </w:tc>
       </w:tr>
       <w:tr>
-        <w:tblPrEx>
-          <w:tblCellMar>
-            <w:top w:w="0" w:type="dxa"/>
-            <w:bottom w:w="0" w:type="dxa"/>
-          </w:tblCellMar>
-        </w:tblPrEx>
         <w:tc>
           <w:tcPr>
             <w:tcW w:w="1000" w:type="dxa"/>
@@ -6693,7 +7642,7 @@
       <w:pPr>
         <w:pStyle w:val="Heading2"/>
       </w:pPr>
-      <w:bookmarkStart w:id="13" w:name="_Toc227433999"/>
+      <w:bookmarkStart w:id="13" w:name="_Toc228217391"/>
       <w:r>
         <w:lastRenderedPageBreak/>
         <w:t>3.6 Documents &amp; Revisions</w:t>
@@ -6780,7 +7729,7 @@
       <w:pPr>
         <w:pStyle w:val="Heading2"/>
       </w:pPr>
-      <w:bookmarkStart w:id="14" w:name="_Toc227434000"/>
+      <w:bookmarkStart w:id="14" w:name="_Toc228217392"/>
       <w:r>
         <w:t>3.7 Procurement</w:t>
       </w:r>
@@ -6842,7 +7791,7 @@
       <w:pPr>
         <w:pStyle w:val="Heading2"/>
       </w:pPr>
-      <w:bookmarkStart w:id="15" w:name="_Toc227434001"/>
+      <w:bookmarkStart w:id="15" w:name="_Toc228217393"/>
       <w:r>
         <w:t>3.8 Commissioning &amp; O&amp;M</w:t>
       </w:r>
@@ -6899,7 +7848,7 @@
       <w:pPr>
         <w:pStyle w:val="Heading2"/>
       </w:pPr>
-      <w:bookmarkStart w:id="16" w:name="_Toc227434002"/>
+      <w:bookmarkStart w:id="16" w:name="_Toc228217394"/>
       <w:r>
         <w:t>3.9 PMO Dashboard</w:t>
       </w:r>
@@ -7016,7 +7965,7 @@
       <w:pPr>
         <w:pStyle w:val="Heading2"/>
       </w:pPr>
-      <w:bookmarkStart w:id="17" w:name="_Toc227434003"/>
+      <w:bookmarkStart w:id="17" w:name="_Toc228217395"/>
       <w:r>
         <w:t>3.10 Notifications &amp; Daily Digest</w:t>
       </w:r>
@@ -7231,7 +8180,7 @@
       <w:pPr>
         <w:pStyle w:val="Heading2"/>
       </w:pPr>
-      <w:bookmarkStart w:id="18" w:name="_Toc227434004"/>
+      <w:bookmarkStart w:id="18" w:name="_Toc228217396"/>
       <w:r>
         <w:t>3.11 Saved Views</w:t>
       </w:r>
@@ -7249,7 +8198,7 @@
       <w:pPr>
         <w:pStyle w:val="Heading2"/>
       </w:pPr>
-      <w:bookmarkStart w:id="19" w:name="_Toc227434005"/>
+      <w:bookmarkStart w:id="19" w:name="_Toc228217397"/>
       <w:r>
         <w:t>3.12 Audit Log</w:t>
       </w:r>
@@ -7330,7 +8279,7 @@
       <w:pPr>
         <w:pStyle w:val="Heading1"/>
       </w:pPr>
-      <w:bookmarkStart w:id="20" w:name="_Toc227434006"/>
+      <w:bookmarkStart w:id="20" w:name="_Toc228217398"/>
       <w:r>
         <w:lastRenderedPageBreak/>
         <w:t>4. Worked Example — One Project, End-to-End</w:t>
@@ -7448,7 +8397,7 @@
       <w:pPr>
         <w:pStyle w:val="Heading2"/>
       </w:pPr>
-      <w:bookmarkStart w:id="21" w:name="_Toc227434007"/>
+      <w:bookmarkStart w:id="21" w:name="_Toc228217399"/>
       <w:r>
         <w:t>4.1 Day 1 — Sales Engineer captures the lead</w:t>
       </w:r>
@@ -7574,7 +8523,7 @@
       <w:pPr>
         <w:pStyle w:val="Heading2"/>
       </w:pPr>
-      <w:bookmarkStart w:id="22" w:name="_Toc227434008"/>
+      <w:bookmarkStart w:id="22" w:name="_Toc228217400"/>
       <w:r>
         <w:t>4.2 Week 2 — Qualification</w:t>
       </w:r>
@@ -7639,7 +8588,7 @@
       <w:pPr>
         <w:pStyle w:val="Heading2"/>
       </w:pPr>
-      <w:bookmarkStart w:id="23" w:name="_Toc227434009"/>
+      <w:bookmarkStart w:id="23" w:name="_Toc228217401"/>
       <w:r>
         <w:t>4.3 Week 4 — Technical Assessment</w:t>
       </w:r>
@@ -7696,7 +8645,7 @@
       <w:pPr>
         <w:pStyle w:val="Heading2"/>
       </w:pPr>
-      <w:bookmarkStart w:id="24" w:name="_Toc227434010"/>
+      <w:bookmarkStart w:id="24" w:name="_Toc228217402"/>
       <w:r>
         <w:t>4.4 Week 6 — Proposal v1 issued</w:t>
       </w:r>
@@ -7779,7 +8728,7 @@
       <w:pPr>
         <w:pStyle w:val="Heading2"/>
       </w:pPr>
-      <w:bookmarkStart w:id="25" w:name="_Toc227434011"/>
+      <w:bookmarkStart w:id="25" w:name="_Toc228217403"/>
       <w:r>
         <w:t>4.5 Week 9 — Negotiation</w:t>
       </w:r>
@@ -7829,7 +8778,7 @@
       <w:pPr>
         <w:pStyle w:val="Heading2"/>
       </w:pPr>
-      <w:bookmarkStart w:id="26" w:name="_Toc227434012"/>
+      <w:bookmarkStart w:id="26" w:name="_Toc228217404"/>
       <w:r>
         <w:t>4.6 Week 12 — WON</w:t>
       </w:r>
@@ -8016,7 +8965,7 @@
       <w:pPr>
         <w:pStyle w:val="Heading2"/>
       </w:pPr>
-      <w:bookmarkStart w:id="27" w:name="_Toc227434013"/>
+      <w:bookmarkStart w:id="27" w:name="_Toc228217405"/>
       <w:r>
         <w:t>4.7 Week 13 — Contract created &amp; awarded</w:t>
       </w:r>
@@ -8158,7 +9107,7 @@
       <w:pPr>
         <w:pStyle w:val="Heading2"/>
       </w:pPr>
-      <w:bookmarkStart w:id="28" w:name="_Toc227434014"/>
+      <w:bookmarkStart w:id="28" w:name="_Toc228217406"/>
       <w:r>
         <w:t>4.8 Week 14 — Handover</w:t>
       </w:r>
@@ -8273,7 +9222,7 @@
       <w:pPr>
         <w:pStyle w:val="Heading2"/>
       </w:pPr>
-      <w:bookmarkStart w:id="29" w:name="_Toc227434015"/>
+      <w:bookmarkStart w:id="29" w:name="_Toc228217407"/>
       <w:r>
         <w:t>4.9 Months 1–3 — Project Execution</w:t>
       </w:r>
@@ -8357,7 +9306,7 @@
       <w:pPr>
         <w:pStyle w:val="Heading2"/>
       </w:pPr>
-      <w:bookmarkStart w:id="30" w:name="_Toc227434016"/>
+      <w:bookmarkStart w:id="30" w:name="_Toc228217408"/>
       <w:r>
         <w:t>4.10 Month 2 — First invoice paid</w:t>
       </w:r>
@@ -8501,7 +9450,7 @@
       <w:pPr>
         <w:pStyle w:val="Heading2"/>
       </w:pPr>
-      <w:bookmarkStart w:id="31" w:name="_Toc227434017"/>
+      <w:bookmarkStart w:id="31" w:name="_Toc228217409"/>
       <w:r>
         <w:t>4.11 Months 3–7 — Site execution</w:t>
       </w:r>
@@ -8603,7 +9552,7 @@
       <w:pPr>
         <w:pStyle w:val="Heading2"/>
       </w:pPr>
-      <w:bookmarkStart w:id="32" w:name="_Toc227434018"/>
+      <w:bookmarkStart w:id="32" w:name="_Toc228217410"/>
       <w:r>
         <w:t>4.12 Month 7 — Commissioning</w:t>
       </w:r>
@@ -8665,7 +9614,7 @@
       <w:pPr>
         <w:pStyle w:val="Heading2"/>
       </w:pPr>
-      <w:bookmarkStart w:id="33" w:name="_Toc227434019"/>
+      <w:bookmarkStart w:id="33" w:name="_Toc228217411"/>
       <w:r>
         <w:t>4.13 Month 8 onwards — O&amp;M</w:t>
       </w:r>
@@ -8720,7 +9669,7 @@
       <w:pPr>
         <w:pStyle w:val="Heading1"/>
       </w:pPr>
-      <w:bookmarkStart w:id="34" w:name="_Toc227434020"/>
+      <w:bookmarkStart w:id="34" w:name="_Toc228217412"/>
       <w:r>
         <w:lastRenderedPageBreak/>
         <w:t>5. Quick Reference &amp; Tips</w:t>
@@ -8731,7 +9680,7 @@
       <w:pPr>
         <w:pStyle w:val="Heading2"/>
       </w:pPr>
-      <w:bookmarkStart w:id="35" w:name="_Toc227434021"/>
+      <w:bookmarkStart w:id="35" w:name="_Toc228217413"/>
       <w:r>
         <w:t>5.1 Test logins (local development only)</w:t>
       </w:r>
@@ -8772,12 +9721,6 @@
         <w:gridCol w:w="6560"/>
       </w:tblGrid>
       <w:tr>
-        <w:tblPrEx>
-          <w:tblCellMar>
-            <w:top w:w="0" w:type="dxa"/>
-            <w:bottom w:w="0" w:type="dxa"/>
-          </w:tblCellMar>
-        </w:tblPrEx>
         <w:tc>
           <w:tcPr>
             <w:tcW w:w="2800" w:type="dxa"/>
@@ -8833,12 +9776,6 @@
         </w:tc>
       </w:tr>
       <w:tr>
-        <w:tblPrEx>
-          <w:tblCellMar>
-            <w:top w:w="0" w:type="dxa"/>
-            <w:bottom w:w="0" w:type="dxa"/>
-          </w:tblCellMar>
-        </w:tblPrEx>
         <w:tc>
           <w:tcPr>
             <w:tcW w:w="2800" w:type="dxa"/>
@@ -8894,12 +9831,6 @@
         </w:tc>
       </w:tr>
       <w:tr>
-        <w:tblPrEx>
-          <w:tblCellMar>
-            <w:top w:w="0" w:type="dxa"/>
-            <w:bottom w:w="0" w:type="dxa"/>
-          </w:tblCellMar>
-        </w:tblPrEx>
         <w:tc>
           <w:tcPr>
             <w:tcW w:w="2800" w:type="dxa"/>
@@ -8955,12 +9886,6 @@
         </w:tc>
       </w:tr>
       <w:tr>
-        <w:tblPrEx>
-          <w:tblCellMar>
-            <w:top w:w="0" w:type="dxa"/>
-            <w:bottom w:w="0" w:type="dxa"/>
-          </w:tblCellMar>
-        </w:tblPrEx>
         <w:tc>
           <w:tcPr>
             <w:tcW w:w="2800" w:type="dxa"/>
@@ -9016,12 +9941,6 @@
         </w:tc>
       </w:tr>
       <w:tr>
-        <w:tblPrEx>
-          <w:tblCellMar>
-            <w:top w:w="0" w:type="dxa"/>
-            <w:bottom w:w="0" w:type="dxa"/>
-          </w:tblCellMar>
-        </w:tblPrEx>
         <w:tc>
           <w:tcPr>
             <w:tcW w:w="2800" w:type="dxa"/>
@@ -9077,12 +9996,6 @@
         </w:tc>
       </w:tr>
       <w:tr>
-        <w:tblPrEx>
-          <w:tblCellMar>
-            <w:top w:w="0" w:type="dxa"/>
-            <w:bottom w:w="0" w:type="dxa"/>
-          </w:tblCellMar>
-        </w:tblPrEx>
         <w:tc>
           <w:tcPr>
             <w:tcW w:w="2800" w:type="dxa"/>
@@ -9138,12 +10051,6 @@
         </w:tc>
       </w:tr>
       <w:tr>
-        <w:tblPrEx>
-          <w:tblCellMar>
-            <w:top w:w="0" w:type="dxa"/>
-            <w:bottom w:w="0" w:type="dxa"/>
-          </w:tblCellMar>
-        </w:tblPrEx>
         <w:tc>
           <w:tcPr>
             <w:tcW w:w="2800" w:type="dxa"/>
@@ -9199,12 +10106,6 @@
         </w:tc>
       </w:tr>
       <w:tr>
-        <w:tblPrEx>
-          <w:tblCellMar>
-            <w:top w:w="0" w:type="dxa"/>
-            <w:bottom w:w="0" w:type="dxa"/>
-          </w:tblCellMar>
-        </w:tblPrEx>
         <w:tc>
           <w:tcPr>
             <w:tcW w:w="2800" w:type="dxa"/>
@@ -9260,12 +10161,6 @@
         </w:tc>
       </w:tr>
       <w:tr>
-        <w:tblPrEx>
-          <w:tblCellMar>
-            <w:top w:w="0" w:type="dxa"/>
-            <w:bottom w:w="0" w:type="dxa"/>
-          </w:tblCellMar>
-        </w:tblPrEx>
         <w:tc>
           <w:tcPr>
             <w:tcW w:w="2800" w:type="dxa"/>
@@ -9321,12 +10216,6 @@
         </w:tc>
       </w:tr>
       <w:tr>
-        <w:tblPrEx>
-          <w:tblCellMar>
-            <w:top w:w="0" w:type="dxa"/>
-            <w:bottom w:w="0" w:type="dxa"/>
-          </w:tblCellMar>
-        </w:tblPrEx>
         <w:tc>
           <w:tcPr>
             <w:tcW w:w="2800" w:type="dxa"/>
@@ -9382,12 +10271,6 @@
         </w:tc>
       </w:tr>
       <w:tr>
-        <w:tblPrEx>
-          <w:tblCellMar>
-            <w:top w:w="0" w:type="dxa"/>
-            <w:bottom w:w="0" w:type="dxa"/>
-          </w:tblCellMar>
-        </w:tblPrEx>
         <w:tc>
           <w:tcPr>
             <w:tcW w:w="2800" w:type="dxa"/>
@@ -9443,12 +10326,6 @@
         </w:tc>
       </w:tr>
       <w:tr>
-        <w:tblPrEx>
-          <w:tblCellMar>
-            <w:top w:w="0" w:type="dxa"/>
-            <w:bottom w:w="0" w:type="dxa"/>
-          </w:tblCellMar>
-        </w:tblPrEx>
         <w:tc>
           <w:tcPr>
             <w:tcW w:w="2800" w:type="dxa"/>
@@ -9504,12 +10381,6 @@
         </w:tc>
       </w:tr>
       <w:tr>
-        <w:tblPrEx>
-          <w:tblCellMar>
-            <w:top w:w="0" w:type="dxa"/>
-            <w:bottom w:w="0" w:type="dxa"/>
-          </w:tblCellMar>
-        </w:tblPrEx>
         <w:tc>
           <w:tcPr>
             <w:tcW w:w="2800" w:type="dxa"/>
@@ -9565,12 +10436,6 @@
         </w:tc>
       </w:tr>
       <w:tr>
-        <w:tblPrEx>
-          <w:tblCellMar>
-            <w:top w:w="0" w:type="dxa"/>
-            <w:bottom w:w="0" w:type="dxa"/>
-          </w:tblCellMar>
-        </w:tblPrEx>
         <w:tc>
           <w:tcPr>
             <w:tcW w:w="2800" w:type="dxa"/>
@@ -9630,7 +10495,7 @@
       <w:pPr>
         <w:pStyle w:val="Heading2"/>
       </w:pPr>
-      <w:bookmarkStart w:id="36" w:name="_Toc227434022"/>
+      <w:bookmarkStart w:id="36" w:name="_Toc228217414"/>
       <w:r>
         <w:t>5.2 Common URLs</w:t>
       </w:r>
@@ -9658,12 +10523,6 @@
         <w:gridCol w:w="6560"/>
       </w:tblGrid>
       <w:tr>
-        <w:tblPrEx>
-          <w:tblCellMar>
-            <w:top w:w="0" w:type="dxa"/>
-            <w:bottom w:w="0" w:type="dxa"/>
-          </w:tblCellMar>
-        </w:tblPrEx>
         <w:tc>
           <w:tcPr>
             <w:tcW w:w="2800" w:type="dxa"/>
@@ -9719,12 +10578,6 @@
         </w:tc>
       </w:tr>
       <w:tr>
-        <w:tblPrEx>
-          <w:tblCellMar>
-            <w:top w:w="0" w:type="dxa"/>
-            <w:bottom w:w="0" w:type="dxa"/>
-          </w:tblCellMar>
-        </w:tblPrEx>
         <w:tc>
           <w:tcPr>
             <w:tcW w:w="2800" w:type="dxa"/>
@@ -9780,12 +10633,6 @@
         </w:tc>
       </w:tr>
       <w:tr>
-        <w:tblPrEx>
-          <w:tblCellMar>
-            <w:top w:w="0" w:type="dxa"/>
-            <w:bottom w:w="0" w:type="dxa"/>
-          </w:tblCellMar>
-        </w:tblPrEx>
         <w:tc>
           <w:tcPr>
             <w:tcW w:w="2800" w:type="dxa"/>
@@ -9849,12 +10696,6 @@
         </w:tc>
       </w:tr>
       <w:tr>
-        <w:tblPrEx>
-          <w:tblCellMar>
-            <w:top w:w="0" w:type="dxa"/>
-            <w:bottom w:w="0" w:type="dxa"/>
-          </w:tblCellMar>
-        </w:tblPrEx>
         <w:tc>
           <w:tcPr>
             <w:tcW w:w="2800" w:type="dxa"/>
@@ -9910,12 +10751,6 @@
         </w:tc>
       </w:tr>
       <w:tr>
-        <w:tblPrEx>
-          <w:tblCellMar>
-            <w:top w:w="0" w:type="dxa"/>
-            <w:bottom w:w="0" w:type="dxa"/>
-          </w:tblCellMar>
-        </w:tblPrEx>
         <w:tc>
           <w:tcPr>
             <w:tcW w:w="2800" w:type="dxa"/>
@@ -9971,12 +10806,6 @@
         </w:tc>
       </w:tr>
       <w:tr>
-        <w:tblPrEx>
-          <w:tblCellMar>
-            <w:top w:w="0" w:type="dxa"/>
-            <w:bottom w:w="0" w:type="dxa"/>
-          </w:tblCellMar>
-        </w:tblPrEx>
         <w:tc>
           <w:tcPr>
             <w:tcW w:w="2800" w:type="dxa"/>
@@ -10042,12 +10871,6 @@
         </w:tc>
       </w:tr>
       <w:tr>
-        <w:tblPrEx>
-          <w:tblCellMar>
-            <w:top w:w="0" w:type="dxa"/>
-            <w:bottom w:w="0" w:type="dxa"/>
-          </w:tblCellMar>
-        </w:tblPrEx>
         <w:tc>
           <w:tcPr>
             <w:tcW w:w="2800" w:type="dxa"/>
@@ -10115,7 +10938,7 @@
       <w:pPr>
         <w:pStyle w:val="Heading2"/>
       </w:pPr>
-      <w:bookmarkStart w:id="37" w:name="_Toc227434023"/>
+      <w:bookmarkStart w:id="37" w:name="_Toc228217415"/>
       <w:r>
         <w:t>5.3 Day-to-day FAQ</w:t>
       </w:r>
@@ -10125,7 +10948,7 @@
       <w:pPr>
         <w:pStyle w:val="Heading3"/>
       </w:pPr>
-      <w:bookmarkStart w:id="38" w:name="_Toc227434024"/>
+      <w:bookmarkStart w:id="38" w:name="_Toc228217416"/>
       <w:r>
         <w:t>Why can't I see contracts even though I'm the super admin?</w:t>
       </w:r>
@@ -10143,7 +10966,7 @@
       <w:pPr>
         <w:pStyle w:val="Heading3"/>
       </w:pPr>
-      <w:bookmarkStart w:id="39" w:name="_Toc227434025"/>
+      <w:bookmarkStart w:id="39" w:name="_Toc228217417"/>
       <w:r>
         <w:t>Why don't I see the margin column on a proposal?</w:t>
       </w:r>
@@ -10175,7 +10998,7 @@
       <w:pPr>
         <w:pStyle w:val="Heading3"/>
       </w:pPr>
-      <w:bookmarkStart w:id="40" w:name="_Toc227434026"/>
+      <w:bookmarkStart w:id="40" w:name="_Toc228217418"/>
       <w:r>
         <w:t>I clicked "Mark Ready for Handover" but got an error.</w:t>
       </w:r>
@@ -10193,7 +11016,7 @@
       <w:pPr>
         <w:pStyle w:val="Heading3"/>
       </w:pPr>
-      <w:bookmarkStart w:id="41" w:name="_Toc227434027"/>
+      <w:bookmarkStart w:id="41" w:name="_Toc228217419"/>
       <w:r>
         <w:t>My handover Complete button is greyed out.</w:t>
       </w:r>
@@ -10211,7 +11034,7 @@
       <w:pPr>
         <w:pStyle w:val="Heading3"/>
       </w:pPr>
-      <w:bookmarkStart w:id="42" w:name="_Toc227434028"/>
+      <w:bookmarkStart w:id="42" w:name="_Toc228217420"/>
       <w:r>
         <w:t>I want a daily summary instead of the bell pinging me.</w:t>
       </w:r>
@@ -10237,7 +11060,7 @@
       <w:pPr>
         <w:pStyle w:val="Heading3"/>
       </w:pPr>
-      <w:bookmarkStart w:id="43" w:name="_Toc227434029"/>
+      <w:bookmarkStart w:id="43" w:name="_Toc228217421"/>
       <w:r>
         <w:t xml:space="preserve">I changed a </w:t>
       </w:r>
@@ -10263,7 +11086,7 @@
       <w:pPr>
         <w:pStyle w:val="Heading3"/>
       </w:pPr>
-      <w:bookmarkStart w:id="44" w:name="_Toc227434030"/>
+      <w:bookmarkStart w:id="44" w:name="_Toc228217422"/>
       <w:r>
         <w:t>How do I save the filter combination I always use?</w:t>
       </w:r>
@@ -10281,7 +11104,7 @@
       <w:pPr>
         <w:pStyle w:val="Heading2"/>
       </w:pPr>
-      <w:bookmarkStart w:id="45" w:name="_Toc227434031"/>
+      <w:bookmarkStart w:id="45" w:name="_Toc228217423"/>
       <w:r>
         <w:t>5.4 Where to ask for help</w:t>
       </w:r>
@@ -10340,6 +11163,965 @@
       </w:pPr>
       <w:r>
         <w:t>Direct message see@pekatgroup.com — the project lead.</w:t>
+      </w:r>
+    </w:p>
+    <w:p>
+      <w:pPr>
+        <w:pStyle w:val="Heading1"/>
+      </w:pPr>
+      <w:bookmarkStart w:id="46" w:name="_Toc228217424"/>
+      <w:r>
+        <w:t>6. Sales Pipeline Discipline (V1 — added April 2026)</w:t>
+      </w:r>
+      <w:bookmarkEnd w:id="46"/>
+    </w:p>
+    <w:p>
+      <w:r>
+        <w:t>This section documents the Sales Pipeline Discipline module added in April 2026. The earlier sections describe the original lifecycle; this section adds the activity-logging, next-action, health, and dashboard layers that now sit on top of every opportunity.</w:t>
+      </w:r>
+    </w:p>
+    <w:p>
+      <w:pPr>
+        <w:pStyle w:val="Heading2"/>
+      </w:pPr>
+      <w:bookmarkStart w:id="47" w:name="_Toc228217425"/>
+      <w:r>
+        <w:t>6.1 What was added</w:t>
+      </w:r>
+      <w:bookmarkEnd w:id="47"/>
+    </w:p>
+    <w:p>
+      <w:pPr>
+        <w:numPr>
+          <w:ilvl w:val="0"/>
+          <w:numId w:val="1"/>
+        </w:numPr>
+      </w:pPr>
+      <w:r>
+        <w:t>Activity Timeline — every call, email, WhatsApp, meeting, site visit, or proposal follow-up is logged on the opportunity (and visible from the linked account, contact, and site).</w:t>
+      </w:r>
+    </w:p>
+    <w:p>
+      <w:pPr>
+        <w:numPr>
+          <w:ilvl w:val="0"/>
+          <w:numId w:val="1"/>
+        </w:numPr>
+      </w:pPr>
+      <w:r>
+        <w:t>Next-Action Tracking — every open opportunity carries one structured next action (type, owner, due date).</w:t>
+      </w:r>
+    </w:p>
+    <w:p>
+      <w:pPr>
+        <w:numPr>
+          <w:ilvl w:val="0"/>
+          <w:numId w:val="1"/>
+        </w:numPr>
+      </w:pPr>
+      <w:r>
+        <w:t>Opportunity Health — a coloured pill (Healthy · At Risk · Stale · Overdue) is computed at read time on every list row and detail page.</w:t>
+      </w:r>
+    </w:p>
+    <w:p>
+      <w:pPr>
+        <w:numPr>
+          <w:ilvl w:val="0"/>
+          <w:numId w:val="1"/>
+        </w:numPr>
+      </w:pPr>
+      <w:r>
+        <w:t>Sales Pipeline Dashboard — a dedicated page (sidebar → Sales Pipeline) summarising pipeline value, stage breakdown, follow-up backlog, proposal monitoring, and the closing forecast.</w:t>
+      </w:r>
+    </w:p>
+    <w:p>
+      <w:pPr>
+        <w:numPr>
+          <w:ilvl w:val="0"/>
+          <w:numId w:val="1"/>
+        </w:numPr>
+      </w:pPr>
+      <w:r>
+        <w:t>12 filter chips on the Opportunities list (My Open, Closing this month / quarter, No next action, Overdue, No activity 14d / 30d, Proposal submitted, High value, Won this month, Lost this month, Next-action status).</w:t>
+      </w:r>
+    </w:p>
+    <w:p>
+      <w:pPr>
+        <w:numPr>
+          <w:ilvl w:val="0"/>
+          <w:numId w:val="1"/>
+        </w:numPr>
+      </w:pPr>
+      <w:r>
+        <w:lastRenderedPageBreak/>
+        <w:t>3 new in-app notifications: Overdue next action (daily), Proposal awaiting follow-up (3d silence), Stale opportunity (14d silence). All routed via the existing bell + daily digest.</w:t>
+      </w:r>
+    </w:p>
+    <w:p>
+      <w:pPr>
+        <w:pStyle w:val="Heading2"/>
+      </w:pPr>
+      <w:bookmarkStart w:id="48" w:name="_Toc228217426"/>
+      <w:r>
+        <w:t>6.2 Activity types</w:t>
+      </w:r>
+      <w:bookmarkEnd w:id="48"/>
+    </w:p>
+    <w:p>
+      <w:pPr>
+        <w:numPr>
+          <w:ilvl w:val="0"/>
+          <w:numId w:val="1"/>
+        </w:numPr>
+      </w:pPr>
+      <w:r>
+        <w:t>CALL — phone call (inbound or outbound).</w:t>
+      </w:r>
+    </w:p>
+    <w:p>
+      <w:pPr>
+        <w:numPr>
+          <w:ilvl w:val="0"/>
+          <w:numId w:val="1"/>
+        </w:numPr>
+      </w:pPr>
+      <w:r>
+        <w:t>EMAIL — email correspondence.</w:t>
+      </w:r>
+    </w:p>
+    <w:p>
+      <w:pPr>
+        <w:numPr>
+          <w:ilvl w:val="0"/>
+          <w:numId w:val="1"/>
+        </w:numPr>
+      </w:pPr>
+      <w:r>
+        <w:t>WHATSAPP — WhatsApp / chat conversation.</w:t>
+      </w:r>
+    </w:p>
+    <w:p>
+      <w:pPr>
+        <w:numPr>
+          <w:ilvl w:val="0"/>
+          <w:numId w:val="1"/>
+        </w:numPr>
+      </w:pPr>
+      <w:r>
+        <w:t>MEETING — meeting (in-person or virtual).</w:t>
+      </w:r>
+    </w:p>
+    <w:p>
+      <w:pPr>
+        <w:numPr>
+          <w:ilvl w:val="0"/>
+          <w:numId w:val="1"/>
+        </w:numPr>
+      </w:pPr>
+      <w:r>
+        <w:t>SITE_VISIT — on-site visit, optionally linked to a Site record.</w:t>
+      </w:r>
+    </w:p>
+    <w:p>
+      <w:pPr>
+        <w:numPr>
+          <w:ilvl w:val="0"/>
+          <w:numId w:val="1"/>
+        </w:numPr>
+      </w:pPr>
+      <w:r>
+        <w:t>PROPOSAL_FOLLOW_UP — specifically chasing an outstanding proposal.</w:t>
+      </w:r>
+    </w:p>
+    <w:p>
+      <w:pPr>
+        <w:numPr>
+          <w:ilvl w:val="0"/>
+          <w:numId w:val="1"/>
+        </w:numPr>
+      </w:pPr>
+      <w:r>
+        <w:t>GENERAL_NOTE — internal notes that don't fit the above.</w:t>
+      </w:r>
+    </w:p>
+    <w:p>
+      <w:r>
+        <w:t>Every activity must link to at least one of: account, contact, site, or opportunity. When you log from inside one of those records, the link is auto-filled.</w:t>
+      </w:r>
+    </w:p>
+    <w:p>
+      <w:pPr>
+        <w:pStyle w:val="Heading2"/>
+      </w:pPr>
+      <w:bookmarkStart w:id="49" w:name="_Toc228217427"/>
+      <w:r>
+        <w:t>6.3 Next-action types</w:t>
+      </w:r>
+      <w:bookmarkEnd w:id="49"/>
+    </w:p>
+    <w:p>
+      <w:pPr>
+        <w:numPr>
+          <w:ilvl w:val="0"/>
+          <w:numId w:val="1"/>
+        </w:numPr>
+      </w:pPr>
+      <w:r>
+        <w:t>FOLLOW_UP — generic follow-up call/email/message.</w:t>
+      </w:r>
+    </w:p>
+    <w:p>
+      <w:pPr>
+        <w:numPr>
+          <w:ilvl w:val="0"/>
+          <w:numId w:val="1"/>
+        </w:numPr>
+      </w:pPr>
+      <w:r>
+        <w:t>SITE_SURVEY — schedule or perform a technical site survey.</w:t>
+      </w:r>
+    </w:p>
+    <w:p>
+      <w:pPr>
+        <w:numPr>
+          <w:ilvl w:val="0"/>
+          <w:numId w:val="1"/>
+        </w:numPr>
+      </w:pPr>
+      <w:r>
+        <w:t>PROPOSAL_PREP — prepare or revise a proposal.</w:t>
+      </w:r>
+    </w:p>
+    <w:p>
+      <w:pPr>
+        <w:numPr>
+          <w:ilvl w:val="0"/>
+          <w:numId w:val="1"/>
+        </w:numPr>
+      </w:pPr>
+      <w:r>
+        <w:t>PROPOSAL_PRESENTATION — present the proposal to the customer.</w:t>
+      </w:r>
+    </w:p>
+    <w:p>
+      <w:pPr>
+        <w:numPr>
+          <w:ilvl w:val="0"/>
+          <w:numId w:val="1"/>
+        </w:numPr>
+      </w:pPr>
+      <w:r>
+        <w:t>NEGOTIATION — commercial negotiation step.</w:t>
+      </w:r>
+    </w:p>
+    <w:p>
+      <w:pPr>
+        <w:numPr>
+          <w:ilvl w:val="0"/>
+          <w:numId w:val="1"/>
+        </w:numPr>
+      </w:pPr>
+      <w:r>
+        <w:t>CONTRACT — send, review, or chase the contract.</w:t>
+      </w:r>
+    </w:p>
+    <w:p>
+      <w:pPr>
+        <w:numPr>
+          <w:ilvl w:val="0"/>
+          <w:numId w:val="1"/>
+        </w:numPr>
+      </w:pPr>
+      <w:r>
+        <w:t>INTERNAL_REVIEW — internal sign-off needed before next external step.</w:t>
+      </w:r>
+    </w:p>
+    <w:p>
+      <w:pPr>
+        <w:numPr>
+          <w:ilvl w:val="0"/>
+          <w:numId w:val="1"/>
+        </w:numPr>
+      </w:pPr>
+      <w:r>
+        <w:t>OTHER — anything else; describe in the notes field.</w:t>
+      </w:r>
+    </w:p>
+    <w:p>
+      <w:pPr>
+        <w:pStyle w:val="Heading2"/>
+      </w:pPr>
+      <w:bookmarkStart w:id="50" w:name="_Toc228217428"/>
+      <w:r>
+        <w:t>6.4 Health states</w:t>
+      </w:r>
+      <w:bookmarkEnd w:id="50"/>
+    </w:p>
+    <w:p>
+      <w:pPr>
+        <w:numPr>
+          <w:ilvl w:val="0"/>
+          <w:numId w:val="1"/>
+        </w:numPr>
+      </w:pPr>
+      <w:r>
+        <w:t>Healthy (green) — recent activity, next action set and not overdue.</w:t>
+      </w:r>
+    </w:p>
+    <w:p>
+      <w:pPr>
+        <w:numPr>
+          <w:ilvl w:val="0"/>
+          <w:numId w:val="1"/>
+        </w:numPr>
+      </w:pPr>
+      <w:r>
+        <w:t>At Risk (amber) — either no next action set, or no activity in the last 14 days.</w:t>
+      </w:r>
+    </w:p>
+    <w:p>
+      <w:pPr>
+        <w:numPr>
+          <w:ilvl w:val="0"/>
+          <w:numId w:val="1"/>
+        </w:numPr>
+      </w:pPr>
+      <w:r>
+        <w:t>Stale (orange) — no activity logged in the last 30 days.</w:t>
+      </w:r>
+    </w:p>
+    <w:p>
+      <w:pPr>
+        <w:numPr>
+          <w:ilvl w:val="0"/>
+          <w:numId w:val="1"/>
+        </w:numPr>
+      </w:pPr>
+      <w:r>
+        <w:t>Overdue (red) — next action is past its due date and still PENDING.</w:t>
+      </w:r>
+    </w:p>
+    <w:p>
+      <w:r>
+        <w:t>Closed opportunities (WON or LOST) are always Healthy — the health flag only applies to live deals. Health is computed at read time, never stored.</w:t>
+      </w:r>
+    </w:p>
+    <w:p>
+      <w:pPr>
+        <w:pStyle w:val="Heading2"/>
+      </w:pPr>
+      <w:bookmarkStart w:id="51" w:name="_Toc228217429"/>
+      <w:r>
+        <w:t>6.5 Daily workflow for sales</w:t>
+      </w:r>
+      <w:bookmarkEnd w:id="51"/>
+    </w:p>
+    <w:p>
+      <w:pPr>
+        <w:numPr>
+          <w:ilvl w:val="0"/>
+          <w:numId w:val="4"/>
+        </w:numPr>
+      </w:pPr>
+      <w:r>
+        <w:t>Open the Sales Pipeline page (sidebar → Sales Pipeline). Scan Follow-up monitoring and Closing forecast.</w:t>
+      </w:r>
+    </w:p>
+    <w:p>
+      <w:pPr>
+        <w:numPr>
+          <w:ilvl w:val="0"/>
+          <w:numId w:val="4"/>
+        </w:numPr>
+      </w:pPr>
+      <w:r>
+        <w:t>Open the Opportunities list. Click the My Open chip, then the Overdue chip. Work the red rows first.</w:t>
+      </w:r>
+    </w:p>
+    <w:p>
+      <w:pPr>
+        <w:numPr>
+          <w:ilvl w:val="0"/>
+          <w:numId w:val="4"/>
+        </w:numPr>
+      </w:pPr>
+      <w:r>
+        <w:t>On each opportunity, log every conversation as an activity (Subject + short body).</w:t>
+      </w:r>
+    </w:p>
+    <w:p>
+      <w:pPr>
+        <w:numPr>
+          <w:ilvl w:val="0"/>
+          <w:numId w:val="4"/>
+        </w:numPr>
+      </w:pPr>
+      <w:r>
+        <w:t>After logging, update the next action: type, owner, due date. If the deal is done for now, mark complete and immediately set the next next-action.</w:t>
+      </w:r>
+    </w:p>
+    <w:p>
+      <w:pPr>
+        <w:numPr>
+          <w:ilvl w:val="0"/>
+          <w:numId w:val="4"/>
+        </w:numPr>
+      </w:pPr>
+      <w:r>
+        <w:t>End of day: any Stale or At Risk row should have either a logged activity or a future next action by close of business.</w:t>
+      </w:r>
+    </w:p>
+    <w:p>
+      <w:pPr>
+        <w:pStyle w:val="Heading2"/>
+      </w:pPr>
+      <w:bookmarkStart w:id="52" w:name="_Toc228217430"/>
+      <w:r>
+        <w:t>6.6 How to log an activity</w:t>
+      </w:r>
+      <w:bookmarkEnd w:id="52"/>
+    </w:p>
+    <w:p>
+      <w:pPr>
+        <w:numPr>
+          <w:ilvl w:val="0"/>
+          <w:numId w:val="5"/>
+        </w:numPr>
+      </w:pPr>
+      <w:r>
+        <w:t>Open the opportunity, scroll to the Activity Timeline panel.</w:t>
+      </w:r>
+    </w:p>
+    <w:p>
+      <w:pPr>
+        <w:numPr>
+          <w:ilvl w:val="0"/>
+          <w:numId w:val="5"/>
+        </w:numPr>
+      </w:pPr>
+      <w:r>
+        <w:t>Click Log activity at the top right of the panel.</w:t>
+      </w:r>
+    </w:p>
+    <w:p>
+      <w:pPr>
+        <w:numPr>
+          <w:ilvl w:val="0"/>
+          <w:numId w:val="5"/>
+        </w:numPr>
+      </w:pPr>
+      <w:r>
+        <w:t>Pick a type chip (CALL, EMAIL, WHATSAPP, MEETING, SITE_VISIT, PROPOSAL_FOLLOW_UP, GENERAL_NOTE).</w:t>
+      </w:r>
+    </w:p>
+    <w:p>
+      <w:pPr>
+        <w:numPr>
+          <w:ilvl w:val="0"/>
+          <w:numId w:val="5"/>
+        </w:numPr>
+      </w:pPr>
+      <w:r>
+        <w:t>Enter Subject (one short line), optional Body, Occurred at (defaults to now).</w:t>
+      </w:r>
+    </w:p>
+    <w:p>
+      <w:pPr>
+        <w:numPr>
+          <w:ilvl w:val="0"/>
+          <w:numId w:val="5"/>
+        </w:numPr>
+      </w:pPr>
+      <w:r>
+        <w:lastRenderedPageBreak/>
+        <w:t>Save. Activity appears at top of timeline and updates the opportunity health and last-activity time immediately.</w:t>
+      </w:r>
+    </w:p>
+    <w:p>
+      <w:r>
+        <w:t>You can edit your own activity at any time. You can delete your own activity within 7 days of creation; after that, ask a Director. Sales Managers can edit/delete activities owned by their team.</w:t>
+      </w:r>
+    </w:p>
+    <w:p>
+      <w:pPr>
+        <w:pStyle w:val="Heading2"/>
+      </w:pPr>
+      <w:bookmarkStart w:id="53" w:name="_Toc228217431"/>
+      <w:r>
+        <w:t>6.7 Setting and updating the next action</w:t>
+      </w:r>
+      <w:bookmarkEnd w:id="53"/>
+    </w:p>
+    <w:p>
+      <w:pPr>
+        <w:numPr>
+          <w:ilvl w:val="0"/>
+          <w:numId w:val="6"/>
+        </w:numPr>
+      </w:pPr>
+      <w:r>
+        <w:t>Click Edit on the Next Action panel on the opportunity detail page.</w:t>
+      </w:r>
+    </w:p>
+    <w:p>
+      <w:pPr>
+        <w:numPr>
+          <w:ilvl w:val="0"/>
+          <w:numId w:val="6"/>
+        </w:numPr>
+      </w:pPr>
+      <w:r>
+        <w:t>Pick Type (FOLLOW_UP, SITE_SURVEY, etc.).</w:t>
+      </w:r>
+    </w:p>
+    <w:p>
+      <w:pPr>
+        <w:numPr>
+          <w:ilvl w:val="0"/>
+          <w:numId w:val="6"/>
+        </w:numPr>
+      </w:pPr>
+      <w:r>
+        <w:t>Pick Owner (defaults to you; reassign if it's a colleague's step).</w:t>
+      </w:r>
+    </w:p>
+    <w:p>
+      <w:pPr>
+        <w:numPr>
+          <w:ilvl w:val="0"/>
+          <w:numId w:val="6"/>
+        </w:numPr>
+      </w:pPr>
+      <w:r>
+        <w:t>Set a realistic Due Date — the system flags it OVERDUE the moment the date passes.</w:t>
+      </w:r>
+    </w:p>
+    <w:p>
+      <w:pPr>
+        <w:numPr>
+          <w:ilvl w:val="0"/>
+          <w:numId w:val="6"/>
+        </w:numPr>
+      </w:pPr>
+      <w:r>
+        <w:t>Optional notes. Save.</w:t>
+      </w:r>
+    </w:p>
+    <w:p>
+      <w:r>
+        <w:t>When you complete an action: open the panel → Mark complete → set the next one. An open opportunity should never be left without a next action — that triggers the At Risk flag.</w:t>
+      </w:r>
+    </w:p>
+    <w:p>
+      <w:pPr>
+        <w:pStyle w:val="Heading2"/>
+      </w:pPr>
+      <w:bookmarkStart w:id="54" w:name="_Toc228217432"/>
+      <w:r>
+        <w:t>6.8 Sales Pipeline dashboard sections</w:t>
+      </w:r>
+      <w:bookmarkEnd w:id="54"/>
+    </w:p>
+    <w:p>
+      <w:pPr>
+        <w:numPr>
+          <w:ilvl w:val="0"/>
+          <w:numId w:val="1"/>
+        </w:numPr>
+      </w:pPr>
+      <w:r>
+        <w:t>Pipeline summary — open count, total weighted value, average deal size.</w:t>
+      </w:r>
+    </w:p>
+    <w:p>
+      <w:pPr>
+        <w:numPr>
+          <w:ilvl w:val="0"/>
+          <w:numId w:val="1"/>
+        </w:numPr>
+      </w:pPr>
+      <w:r>
+        <w:t>By stage — count and value per stage; spot where the pipeline is bunching.</w:t>
+      </w:r>
+    </w:p>
+    <w:p>
+      <w:pPr>
+        <w:numPr>
+          <w:ilvl w:val="0"/>
+          <w:numId w:val="1"/>
+        </w:numPr>
+      </w:pPr>
+      <w:r>
+        <w:t>Sales activity — activities logged this week vs last week, by type.</w:t>
+      </w:r>
+    </w:p>
+    <w:p>
+      <w:pPr>
+        <w:numPr>
+          <w:ilvl w:val="0"/>
+          <w:numId w:val="1"/>
+        </w:numPr>
+      </w:pPr>
+      <w:r>
+        <w:t>Follow-up monitoring — opportunities with overdue next actions, broken out by owner.</w:t>
+      </w:r>
+    </w:p>
+    <w:p>
+      <w:pPr>
+        <w:numPr>
+          <w:ilvl w:val="0"/>
+          <w:numId w:val="1"/>
+        </w:numPr>
+      </w:pPr>
+      <w:r>
+        <w:t>Proposal monitoring — proposals submitted with no follow-up activity in 3+ days.</w:t>
+      </w:r>
+    </w:p>
+    <w:p>
+      <w:pPr>
+        <w:numPr>
+          <w:ilvl w:val="0"/>
+          <w:numId w:val="1"/>
+        </w:numPr>
+      </w:pPr>
+      <w:r>
+        <w:t>Closing forecast — what is forecast to close this month / quarter, weighted.</w:t>
+      </w:r>
+    </w:p>
+    <w:p>
+      <w:pPr>
+        <w:numPr>
+          <w:ilvl w:val="0"/>
+          <w:numId w:val="1"/>
+        </w:numPr>
+      </w:pPr>
+      <w:r>
+        <w:t>Top 10 — the 10 highest-value open opportunities.</w:t>
+      </w:r>
+    </w:p>
+    <w:p>
+      <w:pPr>
+        <w:numPr>
+          <w:ilvl w:val="0"/>
+          <w:numId w:val="1"/>
+        </w:numPr>
+      </w:pPr>
+      <w:r>
+        <w:t>Won this month — recent closed business summary.</w:t>
+      </w:r>
+    </w:p>
+    <w:p>
+      <w:r>
+        <w:t>Visibility: Sales Engineers see their own pipeline; Sales Managers see the team's; Directors see everything.</w:t>
+      </w:r>
+    </w:p>
+    <w:p>
+      <w:pPr>
+        <w:pStyle w:val="Heading2"/>
+      </w:pPr>
+      <w:bookmarkStart w:id="55" w:name="_Toc228217433"/>
+      <w:r>
+        <w:t>6.9 New notifications wired in this release</w:t>
+      </w:r>
+      <w:bookmarkEnd w:id="55"/>
+    </w:p>
+    <w:p>
+      <w:pPr>
+        <w:numPr>
+          <w:ilvl w:val="0"/>
+          <w:numId w:val="1"/>
+        </w:numPr>
+      </w:pPr>
+      <w:r>
+        <w:t>next_action_overdue — fired once per day (worker tick = hourly, deduped within 22h) until the action is completed or rescheduled. Routes to the action owner and the opportunity owner.</w:t>
+      </w:r>
+    </w:p>
+    <w:p>
+      <w:pPr>
+        <w:numPr>
+          <w:ilvl w:val="0"/>
+          <w:numId w:val="1"/>
+        </w:numPr>
+      </w:pPr>
+      <w:r>
+        <w:t>proposal_no_followup — fired when a BUDGETARY_PROPOSAL or FIRM_PROPOSAL stage opportunity has no logged activity for 3 days. Routes to the opportunity owner.</w:t>
+      </w:r>
+    </w:p>
+    <w:p>
+      <w:pPr>
+        <w:numPr>
+          <w:ilvl w:val="0"/>
+          <w:numId w:val="1"/>
+        </w:numPr>
+      </w:pPr>
+      <w:r>
+        <w:t>opportunity_stale — fired when any open opportunity has no logged activity for 14 days. Routes to the opportunity owner.</w:t>
+      </w:r>
+    </w:p>
+    <w:p>
+      <w:r>
+        <w:t>All three respect the existing daily-digest opt-in (User → notificationDigestEnabled). Dedupe is enforced via the Notification table itself — no new schema field was added.</w:t>
+      </w:r>
+    </w:p>
+    <w:p>
+      <w:pPr>
+        <w:pStyle w:val="Heading2"/>
+      </w:pPr>
+      <w:bookmarkStart w:id="56" w:name="_Toc228217434"/>
+      <w:r>
+        <w:t>6.10 New permissions</w:t>
+      </w:r>
+      <w:bookmarkEnd w:id="56"/>
+    </w:p>
+    <w:p>
+      <w:pPr>
+        <w:numPr>
+          <w:ilvl w:val="0"/>
+          <w:numId w:val="1"/>
+        </w:numPr>
+      </w:pPr>
+      <w:r>
+        <w:t>activity:create:own — Sales Engineer.</w:t>
+      </w:r>
+    </w:p>
+    <w:p>
+      <w:pPr>
+        <w:numPr>
+          <w:ilvl w:val="0"/>
+          <w:numId w:val="1"/>
+        </w:numPr>
+      </w:pPr>
+      <w:r>
+        <w:t>activity:edit:own / activity:delete:own — owner of the activity (7-day delete window for non-Director).</w:t>
+      </w:r>
+    </w:p>
+    <w:p>
+      <w:pPr>
+        <w:numPr>
+          <w:ilvl w:val="0"/>
+          <w:numId w:val="1"/>
+        </w:numPr>
+      </w:pPr>
+      <w:r>
+        <w:t>activity:view:assigned — PM, Project Engineer, Design Engineer (see activities on their assigned opps/projects).</w:t>
+      </w:r>
+    </w:p>
+    <w:p>
+      <w:pPr>
+        <w:numPr>
+          <w:ilvl w:val="0"/>
+          <w:numId w:val="1"/>
+        </w:numPr>
+      </w:pPr>
+      <w:r>
+        <w:t>activity:view:team / edit:team / delete:team — Sales Manager.</w:t>
+      </w:r>
+    </w:p>
+    <w:p>
+      <w:pPr>
+        <w:numPr>
+          <w:ilvl w:val="0"/>
+          <w:numId w:val="1"/>
+        </w:numPr>
+      </w:pPr>
+      <w:r>
+        <w:t>activity:view:all / edit:all / delete:all — Director, PMO Manager, Finance Admin.</w:t>
+      </w:r>
+    </w:p>
+    <w:p>
+      <w:pPr>
+        <w:pStyle w:val="Heading2"/>
+      </w:pPr>
+      <w:bookmarkStart w:id="57" w:name="_Toc228217435"/>
+      <w:r>
+        <w:t>6.11 Worked example — proposal goes quiet</w:t>
+      </w:r>
+      <w:bookmarkEnd w:id="57"/>
+    </w:p>
+    <w:p>
+      <w:pPr>
+        <w:numPr>
+          <w:ilvl w:val="0"/>
+          <w:numId w:val="7"/>
+        </w:numPr>
+      </w:pPr>
+      <w:r>
+        <w:t>After issuing a proposal, set the next action: FOLLOW_UP, due in 3 working days.</w:t>
+      </w:r>
+    </w:p>
+    <w:p>
+      <w:pPr>
+        <w:numPr>
+          <w:ilvl w:val="0"/>
+          <w:numId w:val="7"/>
+        </w:numPr>
+      </w:pPr>
+      <w:r>
+        <w:t>On the due date, call or message the customer.</w:t>
+      </w:r>
+    </w:p>
+    <w:p>
+      <w:pPr>
+        <w:numPr>
+          <w:ilvl w:val="0"/>
+          <w:numId w:val="7"/>
+        </w:numPr>
+      </w:pPr>
+      <w:r>
+        <w:t>Log the contact attempt as PROPOSAL_FOLLOW_UP regardless of whether they answered.</w:t>
+      </w:r>
+    </w:p>
+    <w:p>
+      <w:pPr>
+        <w:numPr>
+          <w:ilvl w:val="0"/>
+          <w:numId w:val="7"/>
+        </w:numPr>
+      </w:pPr>
+      <w:r>
+        <w:t>Reset the next action with a new due date — never leave it empty.</w:t>
+      </w:r>
+    </w:p>
+    <w:p>
+      <w:pPr>
+        <w:numPr>
+          <w:ilvl w:val="0"/>
+          <w:numId w:val="7"/>
+        </w:numPr>
+      </w:pPr>
+      <w:r>
+        <w:lastRenderedPageBreak/>
+        <w:t>If 3 days pass with no logged activity, the system fires proposal_no_followup to your bell.</w:t>
+      </w:r>
+    </w:p>
+    <w:p>
+      <w:pPr>
+        <w:numPr>
+          <w:ilvl w:val="0"/>
+          <w:numId w:val="7"/>
+        </w:numPr>
+      </w:pPr>
+      <w:r>
+        <w:t>If 14 days pass with no activity, the system fires opportunity_stale and the row turns Stale on every list.</w:t>
+      </w:r>
+    </w:p>
+    <w:p>
+      <w:pPr>
+        <w:pStyle w:val="Heading2"/>
+      </w:pPr>
+      <w:bookmarkStart w:id="58" w:name="_Toc228217436"/>
+      <w:r>
+        <w:t>6.12 Do's and don'ts</w:t>
+      </w:r>
+      <w:bookmarkEnd w:id="58"/>
+    </w:p>
+    <w:p>
+      <w:pPr>
+        <w:numPr>
+          <w:ilvl w:val="0"/>
+          <w:numId w:val="1"/>
+        </w:numPr>
+      </w:pPr>
+      <w:r>
+        <w:t>DO log activities the same day they happen — your timeline is the audit trail.</w:t>
+      </w:r>
+    </w:p>
+    <w:p>
+      <w:pPr>
+        <w:numPr>
+          <w:ilvl w:val="0"/>
+          <w:numId w:val="1"/>
+        </w:numPr>
+      </w:pPr>
+      <w:r>
+        <w:t>DO keep one and only one open next action per live opportunity.</w:t>
+      </w:r>
+    </w:p>
+    <w:p>
+      <w:pPr>
+        <w:numPr>
+          <w:ilvl w:val="0"/>
+          <w:numId w:val="1"/>
+        </w:numPr>
+      </w:pPr>
+      <w:r>
+        <w:t>DO use Saved Views to keep your daily working set small.</w:t>
+      </w:r>
+    </w:p>
+    <w:p>
+      <w:pPr>
+        <w:numPr>
+          <w:ilvl w:val="0"/>
+          <w:numId w:val="1"/>
+        </w:numPr>
+      </w:pPr>
+      <w:r>
+        <w:t>DO NOT delete activities to clean up the timeline — the 7-day delete window is for genuine mistakes.</w:t>
+      </w:r>
+    </w:p>
+    <w:p>
+      <w:pPr>
+        <w:numPr>
+          <w:ilvl w:val="0"/>
+          <w:numId w:val="1"/>
+        </w:numPr>
+      </w:pPr>
+      <w:r>
+        <w:t>DO NOT skip the next-action update after logging an activity — that is the most common cause of At Risk flags.</w:t>
+      </w:r>
+    </w:p>
+    <w:p>
+      <w:pPr>
+        <w:numPr>
+          <w:ilvl w:val="0"/>
+          <w:numId w:val="1"/>
+        </w:numPr>
+      </w:pPr>
+      <w:r>
+        <w:t>DO NOT use GENERAL_NOTE for everything — picking the right activity type is what powers the dashboard charts.</w:t>
+      </w:r>
+    </w:p>
+    <w:p>
+      <w:pPr>
+        <w:pStyle w:val="Heading2"/>
+      </w:pPr>
+      <w:bookmarkStart w:id="59" w:name="_Toc228217437"/>
+      <w:r>
+        <w:t>6.13 Related artefacts</w:t>
+      </w:r>
+      <w:bookmarkEnd w:id="59"/>
+    </w:p>
+    <w:p>
+      <w:pPr>
+        <w:numPr>
+          <w:ilvl w:val="0"/>
+          <w:numId w:val="1"/>
+        </w:numPr>
+      </w:pPr>
+      <w:r>
+        <w:t>Solaroo_Sales_Pipeline_Onboarding.docx — standalone sales-onboarding guide (same material, narrower scope, designed for new-hire reading).</w:t>
+      </w:r>
+    </w:p>
+    <w:p>
+      <w:pPr>
+        <w:numPr>
+          <w:ilvl w:val="0"/>
+          <w:numId w:val="1"/>
+        </w:numPr>
+      </w:pPr>
+      <w:r>
+        <w:t>Solaroo_CRM_Flowcharts.pptx — 10-slide visual deck of the full sales-to-project lifecycle, including swim-lane and stage-flow diagrams.</w:t>
+      </w:r>
+    </w:p>
+    <w:p>
+      <w:pPr>
+        <w:numPr>
+          <w:ilvl w:val="0"/>
+          <w:numId w:val="1"/>
+        </w:numPr>
+      </w:pPr>
+      <w:r>
+        <w:t>dev_log/dev_log_260427.txt — implementation log for this module (schema diffs, new endpoints, test checklist).</w:t>
       </w:r>
     </w:p>
     <w:sectPr>
@@ -10732,6 +12514,30 @@
   </w:num>
   <w:num w:numId="3" w16cid:durableId="1961690840">
     <w:abstractNumId w:val="1"/>
+    <w:lvlOverride w:ilvl="0">
+      <w:startOverride w:val="1"/>
+    </w:lvlOverride>
+  </w:num>
+  <w:num w:numId="4" w16cid:durableId="1226261928">
+    <w:abstractNumId w:val="0"/>
+    <w:lvlOverride w:ilvl="0">
+      <w:startOverride w:val="1"/>
+    </w:lvlOverride>
+  </w:num>
+  <w:num w:numId="5" w16cid:durableId="949820838">
+    <w:abstractNumId w:val="0"/>
+    <w:lvlOverride w:ilvl="0">
+      <w:startOverride w:val="1"/>
+    </w:lvlOverride>
+  </w:num>
+  <w:num w:numId="6" w16cid:durableId="622463804">
+    <w:abstractNumId w:val="0"/>
+    <w:lvlOverride w:ilvl="0">
+      <w:startOverride w:val="1"/>
+    </w:lvlOverride>
+  </w:num>
+  <w:num w:numId="7" w16cid:durableId="1741638656">
+    <w:abstractNumId w:val="0"/>
     <w:lvlOverride w:ilvl="0">
       <w:startOverride w:val="1"/>
     </w:lvlOverride>
